--- a/static/Proposal.docx
+++ b/static/Proposal.docx
@@ -283,8 +283,6 @@
               <w:rFonts w:ascii="Times New Roman" w:hAnsi="Times New Roman" w:cs="Times New Roman"/>
               <w:b w:val="0"/>
               <w:bCs w:val="0"/>
-              <w:i/>
-              <w:iCs/>
               <w:caps w:val="0"/>
               <w:sz w:val="22"/>
               <w:u w:val="single"/>
@@ -296,8 +294,6 @@
               <w:rFonts w:ascii="Times New Roman" w:hAnsi="Times New Roman" w:cs="Times New Roman"/>
               <w:b w:val="0"/>
               <w:bCs w:val="0"/>
-              <w:i/>
-              <w:iCs/>
               <w:caps w:val="0"/>
               <w:sz w:val="22"/>
               <w:u w:val="single"/>
@@ -309,8 +305,6 @@
               <w:rFonts w:ascii="Times New Roman" w:hAnsi="Times New Roman" w:cs="Times New Roman"/>
               <w:b w:val="0"/>
               <w:bCs w:val="0"/>
-              <w:i/>
-              <w:iCs/>
               <w:caps w:val="0"/>
               <w:sz w:val="22"/>
               <w:u w:val="single"/>
@@ -2003,8 +1997,6 @@
               <w:rFonts w:ascii="Times New Roman" w:hAnsi="Times New Roman" w:cs="Times New Roman"/>
               <w:b/>
               <w:bCs/>
-              <w:i/>
-              <w:iCs/>
               <w:caps/>
               <w:szCs w:val="20"/>
               <w:u w:val="single"/>
@@ -2516,14 +2508,12 @@
       <w:pPr>
         <w:rPr>
           <w:rFonts w:ascii="Times New Roman" w:hAnsi="Times New Roman" w:cs="Times New Roman"/>
-          <w:i/>
           <w:color w:val="000000" w:themeColor="text1"/>
         </w:rPr>
       </w:pPr>
       <w:r>
         <w:rPr>
           <w:rFonts w:ascii="Times New Roman" w:hAnsi="Times New Roman" w:cs="Times New Roman"/>
-          <w:i/>
           <w:color w:val="000000" w:themeColor="text1"/>
         </w:rPr>
         <w:t>The solution leverages AWS-managed services for scalability and security. The high-level architecture includes:</w:t>
@@ -2537,7 +2527,6 @@
         </w:numPr>
         <w:rPr>
           <w:rFonts w:ascii="Times New Roman" w:hAnsi="Times New Roman" w:cs="Times New Roman"/>
-          <w:i/>
           <w:color w:val="000000" w:themeColor="text1"/>
         </w:rPr>
       </w:pPr>
@@ -2546,7 +2535,6 @@
           <w:rFonts w:ascii="Times New Roman" w:hAnsi="Times New Roman" w:cs="Times New Roman"/>
           <w:b/>
           <w:bCs/>
-          <w:i/>
           <w:color w:val="000000" w:themeColor="text1"/>
         </w:rPr>
         <w:t>Frontend:</w:t>
@@ -2554,7 +2542,6 @@
       <w:r>
         <w:rPr>
           <w:rFonts w:ascii="Times New Roman" w:hAnsi="Times New Roman" w:cs="Times New Roman"/>
-          <w:i/>
           <w:color w:val="000000" w:themeColor="text1"/>
         </w:rPr>
         <w:t xml:space="preserve"> Amazon S3 (Static Website) and Amazon CloudFront (CDN/TLS).</w:t>
@@ -2568,7 +2555,6 @@
         </w:numPr>
         <w:rPr>
           <w:rFonts w:ascii="Times New Roman" w:hAnsi="Times New Roman" w:cs="Times New Roman"/>
-          <w:i/>
           <w:color w:val="000000" w:themeColor="text1"/>
         </w:rPr>
       </w:pPr>
@@ -2577,7 +2563,6 @@
           <w:rFonts w:ascii="Times New Roman" w:hAnsi="Times New Roman" w:cs="Times New Roman"/>
           <w:b/>
           <w:bCs/>
-          <w:i/>
           <w:color w:val="000000" w:themeColor="text1"/>
         </w:rPr>
         <w:t>Auth:</w:t>
@@ -2585,7 +2570,6 @@
       <w:r>
         <w:rPr>
           <w:rFonts w:ascii="Times New Roman" w:hAnsi="Times New Roman" w:cs="Times New Roman"/>
-          <w:i/>
           <w:color w:val="000000" w:themeColor="text1"/>
         </w:rPr>
         <w:t xml:space="preserve"> Amazon Cognito for user identity and federation.</w:t>
@@ -2599,7 +2583,6 @@
         </w:numPr>
         <w:rPr>
           <w:rFonts w:ascii="Times New Roman" w:hAnsi="Times New Roman" w:cs="Times New Roman"/>
-          <w:i/>
           <w:color w:val="000000" w:themeColor="text1"/>
         </w:rPr>
       </w:pPr>
@@ -2608,7 +2591,6 @@
           <w:rFonts w:ascii="Times New Roman" w:hAnsi="Times New Roman" w:cs="Times New Roman"/>
           <w:b/>
           <w:bCs/>
-          <w:i/>
           <w:color w:val="000000" w:themeColor="text1"/>
         </w:rPr>
         <w:t>Compute:</w:t>
@@ -2616,7 +2598,6 @@
       <w:r>
         <w:rPr>
           <w:rFonts w:ascii="Times New Roman" w:hAnsi="Times New Roman" w:cs="Times New Roman"/>
-          <w:i/>
           <w:color w:val="000000" w:themeColor="text1"/>
         </w:rPr>
         <w:t xml:space="preserve"> Network Load Balancer (NLB) distributing traffic to EC2 Instances in private subnets, supported by AWS Lambda for serverless operations.</w:t>
@@ -2630,7 +2611,6 @@
         </w:numPr>
         <w:rPr>
           <w:rFonts w:ascii="Times New Roman" w:hAnsi="Times New Roman" w:cs="Times New Roman"/>
-          <w:i/>
           <w:color w:val="000000" w:themeColor="text1"/>
         </w:rPr>
       </w:pPr>
@@ -2639,7 +2619,6 @@
           <w:rFonts w:ascii="Times New Roman" w:hAnsi="Times New Roman" w:cs="Times New Roman"/>
           <w:b/>
           <w:bCs/>
-          <w:i/>
           <w:color w:val="000000" w:themeColor="text1"/>
         </w:rPr>
         <w:t>Data:</w:t>
@@ -2647,7 +2626,6 @@
       <w:r>
         <w:rPr>
           <w:rFonts w:ascii="Times New Roman" w:hAnsi="Times New Roman" w:cs="Times New Roman"/>
-          <w:i/>
           <w:color w:val="000000" w:themeColor="text1"/>
         </w:rPr>
         <w:t xml:space="preserve"> PostgreSQL (User/Plan data) and MongoDB (Social data) hosted on EC2; S3 for asset storage and backups.</w:t>
@@ -2680,14 +2658,12 @@
       <w:pPr>
         <w:rPr>
           <w:rFonts w:ascii="Times New Roman" w:hAnsi="Times New Roman" w:cs="Times New Roman"/>
-          <w:i/>
           <w:color w:val="000000" w:themeColor="text1"/>
         </w:rPr>
       </w:pPr>
       <w:r>
         <w:rPr>
           <w:rFonts w:ascii="Times New Roman" w:hAnsi="Times New Roman" w:cs="Times New Roman"/>
-          <w:i/>
           <w:color w:val="000000" w:themeColor="text1"/>
         </w:rPr>
         <w:t>The partner (Project Team) will implement a "Right-Sized" Microservices architecture.</w:t>
@@ -2701,7 +2677,6 @@
         </w:numPr>
         <w:rPr>
           <w:rFonts w:ascii="Times New Roman" w:hAnsi="Times New Roman" w:cs="Times New Roman"/>
-          <w:i/>
           <w:color w:val="000000" w:themeColor="text1"/>
         </w:rPr>
       </w:pPr>
@@ -2710,7 +2685,6 @@
           <w:rFonts w:ascii="Times New Roman" w:hAnsi="Times New Roman" w:cs="Times New Roman"/>
           <w:b/>
           <w:bCs/>
-          <w:i/>
           <w:color w:val="000000" w:themeColor="text1"/>
         </w:rPr>
         <w:t>Compute Strategy:</w:t>
@@ -2718,7 +2692,6 @@
       <w:r>
         <w:rPr>
           <w:rFonts w:ascii="Times New Roman" w:hAnsi="Times New Roman" w:cs="Times New Roman"/>
-          <w:i/>
           <w:color w:val="000000" w:themeColor="text1"/>
         </w:rPr>
         <w:t xml:space="preserve"> We rejected AWS Lightsail due to its lack of advanced integration. Instead, we will utilize </w:t>
@@ -2728,7 +2701,6 @@
           <w:rFonts w:ascii="Times New Roman" w:hAnsi="Times New Roman" w:cs="Times New Roman"/>
           <w:b/>
           <w:bCs/>
-          <w:i/>
           <w:color w:val="000000" w:themeColor="text1"/>
         </w:rPr>
         <w:t>EC2 T4g instances</w:t>
@@ -2736,7 +2708,6 @@
       <w:r>
         <w:rPr>
           <w:rFonts w:ascii="Times New Roman" w:hAnsi="Times New Roman" w:cs="Times New Roman"/>
-          <w:i/>
           <w:color w:val="000000" w:themeColor="text1"/>
         </w:rPr>
         <w:t>. T4g uses Amazon’s ARM-based Graviton CPUs. This offers a 1:1 vCPU-to-physical-core ratio (unlike the 2:1 thread-to-core ratio of T3g/x86), providing a superior Price-to-Performance ratio.</w:t>
@@ -2750,7 +2721,6 @@
         </w:numPr>
         <w:rPr>
           <w:rFonts w:ascii="Times New Roman" w:hAnsi="Times New Roman" w:cs="Times New Roman"/>
-          <w:i/>
           <w:color w:val="000000" w:themeColor="text1"/>
         </w:rPr>
       </w:pPr>
@@ -2759,7 +2729,6 @@
           <w:rFonts w:ascii="Times New Roman" w:hAnsi="Times New Roman" w:cs="Times New Roman"/>
           <w:b/>
           <w:bCs/>
-          <w:i/>
           <w:color w:val="000000" w:themeColor="text1"/>
         </w:rPr>
         <w:t>Communication Protocol:</w:t>
@@ -2767,7 +2736,6 @@
       <w:r>
         <w:rPr>
           <w:rFonts w:ascii="Times New Roman" w:hAnsi="Times New Roman" w:cs="Times New Roman"/>
-          <w:i/>
           <w:color w:val="000000" w:themeColor="text1"/>
         </w:rPr>
         <w:t xml:space="preserve"> To reduce development complexity and network latency overhead, we have removed Memcached and Kafka + Zookeeper. We will implement </w:t>
@@ -2777,7 +2745,6 @@
           <w:rFonts w:ascii="Times New Roman" w:hAnsi="Times New Roman" w:cs="Times New Roman"/>
           <w:b/>
           <w:bCs/>
-          <w:i/>
           <w:color w:val="000000" w:themeColor="text1"/>
         </w:rPr>
         <w:t>gRPC</w:t>
@@ -2785,7 +2752,6 @@
       <w:r>
         <w:rPr>
           <w:rFonts w:ascii="Times New Roman" w:hAnsi="Times New Roman" w:cs="Times New Roman"/>
-          <w:i/>
           <w:color w:val="000000" w:themeColor="text1"/>
         </w:rPr>
         <w:t xml:space="preserve"> for internal communication, offering strictly typed contracts and better performance compared to REST.</w:t>
@@ -2799,7 +2765,6 @@
         </w:numPr>
         <w:rPr>
           <w:rFonts w:ascii="Times New Roman" w:hAnsi="Times New Roman" w:cs="Times New Roman"/>
-          <w:i/>
           <w:color w:val="000000" w:themeColor="text1"/>
         </w:rPr>
       </w:pPr>
@@ -2808,7 +2773,6 @@
           <w:rFonts w:ascii="Times New Roman" w:hAnsi="Times New Roman" w:cs="Times New Roman"/>
           <w:b/>
           <w:bCs/>
-          <w:i/>
           <w:color w:val="000000" w:themeColor="text1"/>
         </w:rPr>
         <w:t>Database Strategy:</w:t>
@@ -2816,7 +2780,6 @@
       <w:r>
         <w:rPr>
           <w:rFonts w:ascii="Times New Roman" w:hAnsi="Times New Roman" w:cs="Times New Roman"/>
-          <w:i/>
           <w:color w:val="000000" w:themeColor="text1"/>
         </w:rPr>
         <w:t xml:space="preserve"> To mitigate the high costs of managed RDS and DynamoDB (specifically snapshot and backup costs), we will deploy </w:t>
@@ -2826,7 +2789,6 @@
           <w:rFonts w:ascii="Times New Roman" w:hAnsi="Times New Roman" w:cs="Times New Roman"/>
           <w:b/>
           <w:bCs/>
-          <w:i/>
           <w:color w:val="000000" w:themeColor="text1"/>
         </w:rPr>
         <w:t>self-managed PostgreSQL and MongoDB</w:t>
@@ -2834,7 +2796,6 @@
       <w:r>
         <w:rPr>
           <w:rFonts w:ascii="Times New Roman" w:hAnsi="Times New Roman" w:cs="Times New Roman"/>
-          <w:i/>
           <w:color w:val="000000" w:themeColor="text1"/>
         </w:rPr>
         <w:t xml:space="preserve"> directly on EC2 instances, implementing our own backup scripts.</w:t>
@@ -2868,14 +2829,12 @@
       <w:pPr>
         <w:rPr>
           <w:rFonts w:ascii="Times New Roman" w:hAnsi="Times New Roman" w:cs="Times New Roman"/>
-          <w:i/>
           <w:color w:val="000000" w:themeColor="text1"/>
         </w:rPr>
       </w:pPr>
       <w:r>
         <w:rPr>
           <w:rFonts w:ascii="Times New Roman" w:hAnsi="Times New Roman" w:cs="Times New Roman"/>
-          <w:i/>
           <w:color w:val="000000" w:themeColor="text1"/>
         </w:rPr>
         <w:t>The team will adopt an Agile Scrum framework adapted for a university schedule.</w:t>
@@ -2889,7 +2848,6 @@
         </w:numPr>
         <w:rPr>
           <w:rFonts w:ascii="Times New Roman" w:hAnsi="Times New Roman" w:cs="Times New Roman"/>
-          <w:i/>
           <w:color w:val="000000" w:themeColor="text1"/>
         </w:rPr>
       </w:pPr>
@@ -2898,7 +2856,6 @@
           <w:rFonts w:ascii="Times New Roman" w:hAnsi="Times New Roman" w:cs="Times New Roman"/>
           <w:b/>
           <w:bCs/>
-          <w:i/>
           <w:color w:val="000000" w:themeColor="text1"/>
         </w:rPr>
         <w:t>Sprints:</w:t>
@@ -2906,7 +2863,6 @@
       <w:r>
         <w:rPr>
           <w:rFonts w:ascii="Times New Roman" w:hAnsi="Times New Roman" w:cs="Times New Roman"/>
-          <w:i/>
           <w:color w:val="000000" w:themeColor="text1"/>
         </w:rPr>
         <w:t xml:space="preserve"> 2-week sprints focusing on iterative delivery.</w:t>
@@ -2920,7 +2876,6 @@
         </w:numPr>
         <w:rPr>
           <w:rFonts w:ascii="Times New Roman" w:hAnsi="Times New Roman" w:cs="Times New Roman"/>
-          <w:i/>
           <w:color w:val="000000" w:themeColor="text1"/>
         </w:rPr>
       </w:pPr>
@@ -2929,7 +2884,6 @@
           <w:rFonts w:ascii="Times New Roman" w:hAnsi="Times New Roman" w:cs="Times New Roman"/>
           <w:b/>
           <w:bCs/>
-          <w:i/>
           <w:color w:val="000000" w:themeColor="text1"/>
         </w:rPr>
         <w:t>Communication:</w:t>
@@ -2937,7 +2891,6 @@
       <w:r>
         <w:rPr>
           <w:rFonts w:ascii="Times New Roman" w:hAnsi="Times New Roman" w:cs="Times New Roman"/>
-          <w:i/>
           <w:color w:val="000000" w:themeColor="text1"/>
         </w:rPr>
         <w:t xml:space="preserve"> Daily stand-ups via chat and weekly in-person architectural reviews.</w:t>
@@ -2951,7 +2904,6 @@
         </w:numPr>
         <w:rPr>
           <w:rFonts w:ascii="Times New Roman" w:hAnsi="Times New Roman" w:cs="Times New Roman"/>
-          <w:i/>
           <w:color w:val="000000" w:themeColor="text1"/>
         </w:rPr>
       </w:pPr>
@@ -2960,7 +2912,6 @@
           <w:rFonts w:ascii="Times New Roman" w:hAnsi="Times New Roman" w:cs="Times New Roman"/>
           <w:b/>
           <w:bCs/>
-          <w:i/>
           <w:color w:val="000000" w:themeColor="text1"/>
         </w:rPr>
         <w:t>Philosophy:</w:t>
@@ -2968,7 +2919,6 @@
       <w:r>
         <w:rPr>
           <w:rFonts w:ascii="Times New Roman" w:hAnsi="Times New Roman" w:cs="Times New Roman"/>
-          <w:i/>
           <w:color w:val="000000" w:themeColor="text1"/>
         </w:rPr>
         <w:t xml:space="preserve"> "Just Enough Architecture" – avoiding overengineering (e.g., unnecessary AI/Big Data tools) to ensure timely delivery with limited staff.</w:t>
@@ -3111,7 +3061,6 @@
       <w:pPr>
         <w:rPr>
           <w:rFonts w:ascii="Times New Roman" w:hAnsi="Times New Roman" w:cs="Times New Roman"/>
-          <w:i/>
           <w:color w:val="808080" w:themeColor="background1" w:themeShade="80"/>
         </w:rPr>
       </w:pPr>
@@ -4186,7 +4135,6 @@
       <w:pPr>
         <w:rPr>
           <w:rFonts w:ascii="Times New Roman" w:hAnsi="Times New Roman" w:cs="Times New Roman"/>
-          <w:i/>
           <w:color w:val="808080" w:themeColor="background1" w:themeShade="80"/>
         </w:rPr>
       </w:pPr>
@@ -4211,14 +4159,12 @@
       <w:pPr>
         <w:rPr>
           <w:rFonts w:ascii="Times New Roman" w:hAnsi="Times New Roman" w:cs="Times New Roman"/>
-          <w:i/>
           <w:color w:val="000000" w:themeColor="text1"/>
         </w:rPr>
       </w:pPr>
       <w:r>
         <w:rPr>
           <w:rFonts w:ascii="Times New Roman" w:hAnsi="Times New Roman" w:cs="Times New Roman"/>
-          <w:i/>
           <w:color w:val="000000" w:themeColor="text1"/>
         </w:rPr>
         <w:t>The current proof-of-concept (POC) demonstrates the core logic using self-managed databases. For a commercial production scale-up, the following gaps must be addressed:</w:t>
@@ -4232,14 +4178,12 @@
         </w:numPr>
         <w:rPr>
           <w:rFonts w:ascii="Times New Roman" w:hAnsi="Times New Roman" w:cs="Times New Roman"/>
-          <w:i/>
           <w:color w:val="000000" w:themeColor="text1"/>
         </w:rPr>
       </w:pPr>
       <w:r>
         <w:rPr>
           <w:rFonts w:ascii="Times New Roman" w:hAnsi="Times New Roman" w:cs="Times New Roman"/>
-          <w:i/>
           <w:color w:val="000000" w:themeColor="text1"/>
         </w:rPr>
         <w:lastRenderedPageBreak/>
@@ -4254,14 +4198,12 @@
         </w:numPr>
         <w:rPr>
           <w:rFonts w:ascii="Times New Roman" w:hAnsi="Times New Roman" w:cs="Times New Roman"/>
-          <w:i/>
           <w:color w:val="000000" w:themeColor="text1"/>
         </w:rPr>
       </w:pPr>
       <w:r>
         <w:rPr>
           <w:rFonts w:ascii="Times New Roman" w:hAnsi="Times New Roman" w:cs="Times New Roman"/>
-          <w:i/>
           <w:color w:val="000000" w:themeColor="text1"/>
         </w:rPr>
         <w:t>Implementation of auto-scaling groups for the T4g instances.</w:t>
@@ -4275,14 +4217,12 @@
         </w:numPr>
         <w:rPr>
           <w:rFonts w:ascii="Times New Roman" w:hAnsi="Times New Roman" w:cs="Times New Roman"/>
-          <w:i/>
           <w:color w:val="000000" w:themeColor="text1"/>
         </w:rPr>
       </w:pPr>
       <w:r>
         <w:rPr>
           <w:rFonts w:ascii="Times New Roman" w:hAnsi="Times New Roman" w:cs="Times New Roman"/>
-          <w:i/>
           <w:color w:val="000000" w:themeColor="text1"/>
         </w:rPr>
         <w:t>Comprehensive unit and load testing (currently minimal due to staff shortages).</w:t>
@@ -4316,14 +4256,12 @@
       <w:pPr>
         <w:rPr>
           <w:rFonts w:ascii="Times New Roman" w:hAnsi="Times New Roman" w:cs="Times New Roman"/>
-          <w:i/>
           <w:color w:val="000000" w:themeColor="text1"/>
         </w:rPr>
       </w:pPr>
       <w:r>
         <w:rPr>
           <w:rFonts w:ascii="Times New Roman" w:hAnsi="Times New Roman" w:cs="Times New Roman"/>
-          <w:i/>
           <w:color w:val="000000" w:themeColor="text1"/>
         </w:rPr>
         <w:t>The following cost estimation is based on the architecture described for a standard monthly usage.</w:t>
@@ -4333,7 +4271,6 @@
       <w:pPr>
         <w:rPr>
           <w:rFonts w:ascii="Times New Roman" w:hAnsi="Times New Roman" w:cs="Times New Roman"/>
-          <w:i/>
           <w:color w:val="000000" w:themeColor="text1"/>
         </w:rPr>
       </w:pPr>
@@ -4342,7 +4279,6 @@
           <w:rFonts w:ascii="Times New Roman" w:hAnsi="Times New Roman" w:cs="Times New Roman"/>
           <w:b/>
           <w:bCs/>
-          <w:i/>
           <w:color w:val="000000" w:themeColor="text1"/>
         </w:rPr>
         <w:t>Free Tier Utilization ($0.00)</w:t>
@@ -4350,7 +4286,6 @@
       <w:r>
         <w:rPr>
           <w:rFonts w:ascii="Times New Roman" w:hAnsi="Times New Roman" w:cs="Times New Roman"/>
-          <w:i/>
           <w:color w:val="000000" w:themeColor="text1"/>
         </w:rPr>
         <w:t>:</w:t>
@@ -4364,14 +4299,12 @@
         </w:numPr>
         <w:rPr>
           <w:rFonts w:ascii="Times New Roman" w:hAnsi="Times New Roman" w:cs="Times New Roman"/>
-          <w:i/>
           <w:color w:val="000000" w:themeColor="text1"/>
         </w:rPr>
       </w:pPr>
       <w:r>
         <w:rPr>
           <w:rFonts w:ascii="Times New Roman" w:hAnsi="Times New Roman" w:cs="Times New Roman"/>
-          <w:i/>
           <w:color w:val="000000" w:themeColor="text1"/>
         </w:rPr>
         <w:t>2 Lambda Functions (w/ 1M requests).</w:t>
@@ -4385,14 +4318,12 @@
         </w:numPr>
         <w:rPr>
           <w:rFonts w:ascii="Times New Roman" w:hAnsi="Times New Roman" w:cs="Times New Roman"/>
-          <w:i/>
           <w:color w:val="000000" w:themeColor="text1"/>
         </w:rPr>
       </w:pPr>
       <w:r>
         <w:rPr>
           <w:rFonts w:ascii="Times New Roman" w:hAnsi="Times New Roman" w:cs="Times New Roman"/>
-          <w:i/>
           <w:color w:val="000000" w:themeColor="text1"/>
         </w:rPr>
         <w:t>2 S3 Buckets (up to 5GB).</w:t>
@@ -4406,14 +4337,12 @@
         </w:numPr>
         <w:rPr>
           <w:rFonts w:ascii="Times New Roman" w:hAnsi="Times New Roman" w:cs="Times New Roman"/>
-          <w:i/>
           <w:color w:val="000000" w:themeColor="text1"/>
         </w:rPr>
       </w:pPr>
       <w:r>
         <w:rPr>
           <w:rFonts w:ascii="Times New Roman" w:hAnsi="Times New Roman" w:cs="Times New Roman"/>
-          <w:i/>
           <w:color w:val="000000" w:themeColor="text1"/>
         </w:rPr>
         <w:t>1 ECR Repository (500MB).</w:t>
@@ -4427,14 +4356,12 @@
         </w:numPr>
         <w:rPr>
           <w:rFonts w:ascii="Times New Roman" w:hAnsi="Times New Roman" w:cs="Times New Roman"/>
-          <w:i/>
           <w:color w:val="000000" w:themeColor="text1"/>
         </w:rPr>
       </w:pPr>
       <w:r>
         <w:rPr>
           <w:rFonts w:ascii="Times New Roman" w:hAnsi="Times New Roman" w:cs="Times New Roman"/>
-          <w:i/>
           <w:color w:val="000000" w:themeColor="text1"/>
         </w:rPr>
         <w:t>1 CloudFront Distribution (1TB transfer).</w:t>
@@ -4448,14 +4375,12 @@
         </w:numPr>
         <w:rPr>
           <w:rFonts w:ascii="Times New Roman" w:hAnsi="Times New Roman" w:cs="Times New Roman"/>
-          <w:i/>
           <w:color w:val="000000" w:themeColor="text1"/>
         </w:rPr>
       </w:pPr>
       <w:r>
         <w:rPr>
           <w:rFonts w:ascii="Times New Roman" w:hAnsi="Times New Roman" w:cs="Times New Roman"/>
-          <w:i/>
           <w:color w:val="000000" w:themeColor="text1"/>
         </w:rPr>
         <w:t>Cognito User Pool (50k MAU).</w:t>
@@ -4465,7 +4390,6 @@
       <w:pPr>
         <w:rPr>
           <w:rFonts w:ascii="Times New Roman" w:hAnsi="Times New Roman" w:cs="Times New Roman"/>
-          <w:i/>
           <w:color w:val="000000" w:themeColor="text1"/>
         </w:rPr>
       </w:pPr>
@@ -4474,7 +4398,6 @@
           <w:rFonts w:ascii="Times New Roman" w:hAnsi="Times New Roman" w:cs="Times New Roman"/>
           <w:b/>
           <w:bCs/>
-          <w:i/>
           <w:color w:val="000000" w:themeColor="text1"/>
         </w:rPr>
         <w:t>Estimated Monthly Costs (Billable)</w:t>
@@ -4482,7 +4405,6 @@
       <w:r>
         <w:rPr>
           <w:rFonts w:ascii="Times New Roman" w:hAnsi="Times New Roman" w:cs="Times New Roman"/>
-          <w:i/>
           <w:color w:val="000000" w:themeColor="text1"/>
         </w:rPr>
         <w:t>:</w:t>
@@ -4496,7 +4418,6 @@
         </w:numPr>
         <w:rPr>
           <w:rFonts w:ascii="Times New Roman" w:hAnsi="Times New Roman" w:cs="Times New Roman"/>
-          <w:i/>
           <w:color w:val="000000" w:themeColor="text1"/>
         </w:rPr>
       </w:pPr>
@@ -4505,7 +4426,6 @@
           <w:rFonts w:ascii="Times New Roman" w:hAnsi="Times New Roman" w:cs="Times New Roman"/>
           <w:b/>
           <w:bCs/>
-          <w:i/>
           <w:color w:val="000000" w:themeColor="text1"/>
         </w:rPr>
         <w:t>Compute:</w:t>
@@ -4513,7 +4433,6 @@
       <w:r>
         <w:rPr>
           <w:rFonts w:ascii="Times New Roman" w:hAnsi="Times New Roman" w:cs="Times New Roman"/>
-          <w:i/>
           <w:color w:val="000000" w:themeColor="text1"/>
         </w:rPr>
         <w:t xml:space="preserve"> 3 EC2 Instances (t4g.small) for microservices/DBs: ~$45.</w:t>
@@ -4527,7 +4446,6 @@
         </w:numPr>
         <w:rPr>
           <w:rFonts w:ascii="Times New Roman" w:hAnsi="Times New Roman" w:cs="Times New Roman"/>
-          <w:i/>
           <w:color w:val="000000" w:themeColor="text1"/>
         </w:rPr>
       </w:pPr>
@@ -4536,7 +4454,6 @@
           <w:rFonts w:ascii="Times New Roman" w:hAnsi="Times New Roman" w:cs="Times New Roman"/>
           <w:b/>
           <w:bCs/>
-          <w:i/>
           <w:color w:val="000000" w:themeColor="text1"/>
         </w:rPr>
         <w:t>Networking:</w:t>
@@ -4544,7 +4461,6 @@
       <w:r>
         <w:rPr>
           <w:rFonts w:ascii="Times New Roman" w:hAnsi="Times New Roman" w:cs="Times New Roman"/>
-          <w:i/>
           <w:color w:val="000000" w:themeColor="text1"/>
         </w:rPr>
         <w:t xml:space="preserve"> 1 Network Load Balancer: ~$18.</w:t>
@@ -4558,7 +4474,6 @@
         </w:numPr>
         <w:rPr>
           <w:rFonts w:ascii="Times New Roman" w:hAnsi="Times New Roman" w:cs="Times New Roman"/>
-          <w:i/>
           <w:color w:val="000000" w:themeColor="text1"/>
         </w:rPr>
       </w:pPr>
@@ -4567,7 +4482,6 @@
           <w:rFonts w:ascii="Times New Roman" w:hAnsi="Times New Roman" w:cs="Times New Roman"/>
           <w:b/>
           <w:bCs/>
-          <w:i/>
           <w:color w:val="000000" w:themeColor="text1"/>
         </w:rPr>
         <w:t>Connectivity:</w:t>
@@ -4575,7 +4489,6 @@
       <w:r>
         <w:rPr>
           <w:rFonts w:ascii="Times New Roman" w:hAnsi="Times New Roman" w:cs="Times New Roman"/>
-          <w:i/>
           <w:color w:val="000000" w:themeColor="text1"/>
         </w:rPr>
         <w:t xml:space="preserve"> 1 VPC Endpoint: ~$5.</w:t>
@@ -4585,7 +4498,6 @@
       <w:pPr>
         <w:rPr>
           <w:rFonts w:ascii="Times New Roman" w:hAnsi="Times New Roman" w:cs="Times New Roman"/>
-          <w:i/>
           <w:color w:val="000000" w:themeColor="text1"/>
         </w:rPr>
       </w:pPr>
@@ -4594,7 +4506,6 @@
           <w:rFonts w:ascii="Times New Roman" w:hAnsi="Times New Roman" w:cs="Times New Roman"/>
           <w:b/>
           <w:bCs/>
-          <w:i/>
           <w:color w:val="000000" w:themeColor="text1"/>
         </w:rPr>
         <w:t>Total Estimated Monthly Cost: ~$68</w:t>
@@ -4602,7 +4513,6 @@
       <w:r>
         <w:rPr>
           <w:rFonts w:ascii="Times New Roman" w:hAnsi="Times New Roman" w:cs="Times New Roman"/>
-          <w:i/>
           <w:color w:val="000000" w:themeColor="text1"/>
         </w:rPr>
         <w:t>.</w:t>
@@ -4612,14 +4522,12 @@
       <w:pPr>
         <w:rPr>
           <w:rFonts w:ascii="Times New Roman" w:hAnsi="Times New Roman" w:cs="Times New Roman"/>
-          <w:i/>
           <w:color w:val="000000" w:themeColor="text1"/>
         </w:rPr>
       </w:pPr>
       <w:r>
         <w:rPr>
           <w:rFonts w:ascii="Times New Roman" w:hAnsi="Times New Roman" w:cs="Times New Roman"/>
-          <w:i/>
           <w:color w:val="000000" w:themeColor="text1"/>
         </w:rPr>
         <w:t>Note: Pricing assumes On-Demand instances. Reserved Instances (RI) may reduce EC2 costs further.</w:t>
@@ -4644,23 +4552,7 @@
     </w:p>
     <w:p>
       <w:pPr>
-        <w:rPr>
-          <w:rFonts w:ascii="Times New Roman" w:hAnsi="Times New Roman" w:cs="Times New Roman"/>
-          <w:i/>
-          <w:color w:val="808080" w:themeColor="background1" w:themeShade="80"/>
-        </w:rPr>
-      </w:pPr>
-      <w:r>
-        <w:rPr>
-          <w:rFonts w:ascii="Times New Roman" w:hAnsi="Times New Roman" w:cs="Times New Roman"/>
-          <w:i/>
-          <w:color w:val="808080" w:themeColor="background1" w:themeShade="80"/>
-        </w:rPr>
-        <w:t xml:space="preserve">[Identify and list the customer’s Executive Sponsor and Project Stakeholders, including Title and Description (describe their role and responsibilities in the organization). The Executive Sponsor is the individual with overall accountability for the project. The Sponsor is primarily concerned with ensuring that the project delivers the agreed business benefits.  Project stakeholders are entities that have an interest in a given project, and usually represent a business group or organization] </w:t>
-      </w:r>
-    </w:p>
-    <w:p>
-      <w:pPr>
+        <w:spacing w:before="240"/>
         <w:rPr>
           <w:rStyle w:val="Strong"/>
           <w:rFonts w:ascii="Times New Roman" w:hAnsi="Times New Roman" w:cs="Times New Roman"/>
@@ -4671,7 +4563,7 @@
           <w:rStyle w:val="Strong"/>
           <w:rFonts w:ascii="Times New Roman" w:hAnsi="Times New Roman" w:cs="Times New Roman"/>
         </w:rPr>
-        <w:t>Partner Executive Sponsor</w:t>
+        <w:t>Project Team</w:t>
       </w:r>
     </w:p>
     <w:tbl>
@@ -4713,6 +4605,10 @@
           </w:tcPr>
           <w:p>
             <w:pPr>
+              <w:tabs>
+                <w:tab w:val="center" w:pos="1062"/>
+                <w:tab w:val="right" w:pos="2124"/>
+              </w:tabs>
               <w:rPr>
                 <w:rFonts w:ascii="Times New Roman" w:hAnsi="Times New Roman" w:cs="Times New Roman"/>
               </w:rPr>
@@ -4721,7 +4617,19 @@
               <w:rPr>
                 <w:rFonts w:ascii="Times New Roman" w:hAnsi="Times New Roman" w:cs="Times New Roman"/>
               </w:rPr>
-              <w:t>Title</w:t>
+              <w:t>Student Code</w:t>
+            </w:r>
+            <w:r>
+              <w:rPr>
+                <w:rFonts w:ascii="Times New Roman" w:hAnsi="Times New Roman" w:cs="Times New Roman"/>
+              </w:rPr>
+              <w:tab/>
+            </w:r>
+            <w:r>
+              <w:rPr>
+                <w:rFonts w:ascii="Times New Roman" w:hAnsi="Times New Roman" w:cs="Times New Roman"/>
+              </w:rPr>
+              <w:tab/>
             </w:r>
           </w:p>
         </w:tc>
@@ -4740,7 +4648,7 @@
               <w:rPr>
                 <w:rFonts w:ascii="Times New Roman" w:hAnsi="Times New Roman" w:cs="Times New Roman"/>
               </w:rPr>
-              <w:t>Description</w:t>
+              <w:t>Role</w:t>
             </w:r>
           </w:p>
         </w:tc>
@@ -4827,7 +4735,6 @@
           <w:rStyle w:val="Strong"/>
           <w:rFonts w:ascii="Times New Roman" w:hAnsi="Times New Roman" w:cs="Times New Roman"/>
           <w:b w:val="0"/>
-          <w:i/>
           <w:color w:val="7F7F7F" w:themeColor="text1" w:themeTint="80"/>
         </w:rPr>
       </w:pPr>
@@ -4836,191 +4743,31 @@
           <w:rStyle w:val="Strong"/>
           <w:rFonts w:ascii="Times New Roman" w:hAnsi="Times New Roman" w:cs="Times New Roman"/>
           <w:b w:val="0"/>
-          <w:i/>
           <w:color w:val="7F7F7F" w:themeColor="text1" w:themeTint="80"/>
         </w:rPr>
-        <w:t>John Doe</w:t>
+        <w:t>Steve Jones</w:t>
       </w:r>
       <w:r>
         <w:rPr>
           <w:rStyle w:val="Strong"/>
           <w:rFonts w:ascii="Times New Roman" w:hAnsi="Times New Roman" w:cs="Times New Roman"/>
           <w:b w:val="0"/>
-          <w:i/>
           <w:color w:val="7F7F7F" w:themeColor="text1" w:themeTint="80"/>
         </w:rPr>
         <w:tab/>
-        <w:t>SVP Finance</w:t>
+        <w:t>Delivery Manager</w:t>
       </w:r>
       <w:r>
         <w:rPr>
           <w:rStyle w:val="Strong"/>
           <w:rFonts w:ascii="Times New Roman" w:hAnsi="Times New Roman" w:cs="Times New Roman"/>
           <w:b w:val="0"/>
-          <w:i/>
           <w:color w:val="7F7F7F" w:themeColor="text1" w:themeTint="80"/>
         </w:rPr>
         <w:tab/>
-        <w:t xml:space="preserve"> Head of Financial Services</w:t>
+        <w:t>Project Manager</w:t>
       </w:r>
     </w:p>
-    <w:p>
-      <w:pPr>
-        <w:spacing w:before="240"/>
-        <w:rPr>
-          <w:rStyle w:val="Strong"/>
-          <w:rFonts w:ascii="Times New Roman" w:hAnsi="Times New Roman" w:cs="Times New Roman"/>
-        </w:rPr>
-      </w:pPr>
-      <w:r>
-        <w:rPr>
-          <w:rStyle w:val="Strong"/>
-          <w:rFonts w:ascii="Times New Roman" w:hAnsi="Times New Roman" w:cs="Times New Roman"/>
-        </w:rPr>
-        <w:t>Project Stakeholders</w:t>
-      </w:r>
-    </w:p>
-    <w:tbl>
-      <w:tblPr>
-        <w:tblStyle w:val="TableGrid"/>
-        <w:tblW w:w="0" w:type="auto"/>
-        <w:tblLook w:val="04A0" w:firstRow="1" w:lastRow="0" w:firstColumn="1" w:lastColumn="0" w:noHBand="0" w:noVBand="1"/>
-      </w:tblPr>
-      <w:tblGrid>
-        <w:gridCol w:w="2065"/>
-        <w:gridCol w:w="2340"/>
-        <w:gridCol w:w="3240"/>
-        <w:gridCol w:w="2790"/>
-      </w:tblGrid>
-      <w:tr>
-        <w:tc>
-          <w:tcPr>
-            <w:tcW w:w="2065" w:type="dxa"/>
-            <w:shd w:val="clear" w:color="auto" w:fill="E7E6E6" w:themeFill="background2"/>
-          </w:tcPr>
-          <w:p>
-            <w:pPr>
-              <w:rPr>
-                <w:rFonts w:ascii="Times New Roman" w:hAnsi="Times New Roman" w:cs="Times New Roman"/>
-              </w:rPr>
-            </w:pPr>
-            <w:r>
-              <w:rPr>
-                <w:rFonts w:ascii="Times New Roman" w:hAnsi="Times New Roman" w:cs="Times New Roman"/>
-              </w:rPr>
-              <w:t>Name</w:t>
-            </w:r>
-          </w:p>
-        </w:tc>
-        <w:tc>
-          <w:tcPr>
-            <w:tcW w:w="2340" w:type="dxa"/>
-            <w:shd w:val="clear" w:color="auto" w:fill="E7E6E6" w:themeFill="background2"/>
-          </w:tcPr>
-          <w:p>
-            <w:pPr>
-              <w:rPr>
-                <w:rFonts w:ascii="Times New Roman" w:hAnsi="Times New Roman" w:cs="Times New Roman"/>
-              </w:rPr>
-            </w:pPr>
-            <w:r>
-              <w:rPr>
-                <w:rFonts w:ascii="Times New Roman" w:hAnsi="Times New Roman" w:cs="Times New Roman"/>
-              </w:rPr>
-              <w:t>Title</w:t>
-            </w:r>
-          </w:p>
-        </w:tc>
-        <w:tc>
-          <w:tcPr>
-            <w:tcW w:w="3240" w:type="dxa"/>
-            <w:shd w:val="clear" w:color="auto" w:fill="E7E6E6" w:themeFill="background2"/>
-          </w:tcPr>
-          <w:p>
-            <w:pPr>
-              <w:rPr>
-                <w:rFonts w:ascii="Times New Roman" w:hAnsi="Times New Roman" w:cs="Times New Roman"/>
-              </w:rPr>
-            </w:pPr>
-            <w:r>
-              <w:rPr>
-                <w:rFonts w:ascii="Times New Roman" w:hAnsi="Times New Roman" w:cs="Times New Roman"/>
-              </w:rPr>
-              <w:t>Stakeholder for</w:t>
-            </w:r>
-          </w:p>
-        </w:tc>
-        <w:tc>
-          <w:tcPr>
-            <w:tcW w:w="2790" w:type="dxa"/>
-            <w:shd w:val="clear" w:color="auto" w:fill="E7E6E6" w:themeFill="background2"/>
-          </w:tcPr>
-          <w:p>
-            <w:pPr>
-              <w:rPr>
-                <w:rFonts w:ascii="Times New Roman" w:hAnsi="Times New Roman" w:cs="Times New Roman"/>
-              </w:rPr>
-            </w:pPr>
-            <w:r>
-              <w:rPr>
-                <w:rFonts w:ascii="Times New Roman" w:hAnsi="Times New Roman" w:cs="Times New Roman"/>
-              </w:rPr>
-              <w:t>Email / Contact Info</w:t>
-            </w:r>
-          </w:p>
-        </w:tc>
-      </w:tr>
-      <w:tr>
-        <w:tc>
-          <w:tcPr>
-            <w:tcW w:w="2065" w:type="dxa"/>
-          </w:tcPr>
-          <w:p>
-            <w:pPr>
-              <w:rPr>
-                <w:rFonts w:ascii="Times New Roman" w:hAnsi="Times New Roman" w:cs="Times New Roman"/>
-              </w:rPr>
-            </w:pPr>
-          </w:p>
-        </w:tc>
-        <w:tc>
-          <w:tcPr>
-            <w:tcW w:w="2340" w:type="dxa"/>
-          </w:tcPr>
-          <w:p>
-            <w:pPr>
-              <w:rPr>
-                <w:rFonts w:ascii="Times New Roman" w:hAnsi="Times New Roman" w:cs="Times New Roman"/>
-              </w:rPr>
-            </w:pPr>
-          </w:p>
-        </w:tc>
-        <w:tc>
-          <w:tcPr>
-            <w:tcW w:w="3240" w:type="dxa"/>
-          </w:tcPr>
-          <w:p>
-            <w:pPr>
-              <w:rPr>
-                <w:rFonts w:ascii="Times New Roman" w:hAnsi="Times New Roman" w:cs="Times New Roman"/>
-              </w:rPr>
-            </w:pPr>
-          </w:p>
-        </w:tc>
-        <w:tc>
-          <w:tcPr>
-            <w:tcW w:w="2790" w:type="dxa"/>
-          </w:tcPr>
-          <w:p>
-            <w:pPr>
-              <w:rPr>
-                <w:rFonts w:ascii="Times New Roman" w:hAnsi="Times New Roman" w:cs="Times New Roman"/>
-              </w:rPr>
-            </w:pPr>
-          </w:p>
-        </w:tc>
-      </w:tr>
-    </w:tbl>
     <w:p>
       <w:pPr>
         <w:pStyle w:val="NoSpacing"/>
@@ -5033,7 +4780,6 @@
           <w:rStyle w:val="Strong"/>
           <w:rFonts w:ascii="Times New Roman" w:hAnsi="Times New Roman" w:cs="Times New Roman"/>
           <w:b w:val="0"/>
-          <w:i/>
           <w:color w:val="7F7F7F" w:themeColor="text1" w:themeTint="80"/>
         </w:rPr>
       </w:pPr>
@@ -5042,371 +4788,15 @@
           <w:rStyle w:val="Strong"/>
           <w:rFonts w:ascii="Times New Roman" w:hAnsi="Times New Roman" w:cs="Times New Roman"/>
           <w:b w:val="0"/>
-          <w:i/>
           <w:color w:val="7F7F7F" w:themeColor="text1" w:themeTint="80"/>
         </w:rPr>
-        <w:lastRenderedPageBreak/>
-        <w:t>Ivan Doctorow</w:t>
+        <w:t>Philip McDaniels</w:t>
       </w:r>
       <w:r>
         <w:rPr>
           <w:rStyle w:val="Strong"/>
           <w:rFonts w:ascii="Times New Roman" w:hAnsi="Times New Roman" w:cs="Times New Roman"/>
           <w:b w:val="0"/>
-          <w:i/>
-          <w:color w:val="7F7F7F" w:themeColor="text1" w:themeTint="80"/>
-        </w:rPr>
-        <w:tab/>
-        <w:t xml:space="preserve">Sr. Manager, QA </w:t>
-      </w:r>
-      <w:r>
-        <w:rPr>
-          <w:rStyle w:val="Strong"/>
-          <w:rFonts w:ascii="Times New Roman" w:hAnsi="Times New Roman" w:cs="Times New Roman"/>
-          <w:b w:val="0"/>
-          <w:i/>
-          <w:color w:val="7F7F7F" w:themeColor="text1" w:themeTint="80"/>
-        </w:rPr>
-        <w:tab/>
-        <w:t xml:space="preserve"> IT – Testing / QA</w:t>
-      </w:r>
-    </w:p>
-    <w:p>
-      <w:pPr>
-        <w:pStyle w:val="NoSpacing"/>
-        <w:tabs>
-          <w:tab w:val="left" w:pos="2160"/>
-          <w:tab w:val="left" w:pos="4500"/>
-        </w:tabs>
-        <w:ind w:left="90"/>
-        <w:rPr>
-          <w:rStyle w:val="Strong"/>
-          <w:rFonts w:ascii="Times New Roman" w:hAnsi="Times New Roman" w:cs="Times New Roman"/>
-          <w:b w:val="0"/>
-          <w:i/>
-          <w:color w:val="7F7F7F" w:themeColor="text1" w:themeTint="80"/>
-        </w:rPr>
-      </w:pPr>
-      <w:r>
-        <w:rPr>
-          <w:rStyle w:val="Strong"/>
-          <w:rFonts w:ascii="Times New Roman" w:hAnsi="Times New Roman" w:cs="Times New Roman"/>
-          <w:b w:val="0"/>
-          <w:i/>
-          <w:color w:val="7F7F7F" w:themeColor="text1" w:themeTint="80"/>
-        </w:rPr>
-        <w:t>Jane Smith</w:t>
-      </w:r>
-      <w:r>
-        <w:rPr>
-          <w:rStyle w:val="Strong"/>
-          <w:rFonts w:ascii="Times New Roman" w:hAnsi="Times New Roman" w:cs="Times New Roman"/>
-          <w:b w:val="0"/>
-          <w:i/>
-          <w:color w:val="7F7F7F" w:themeColor="text1" w:themeTint="80"/>
-        </w:rPr>
-        <w:tab/>
-        <w:t>Director, PMO</w:t>
-      </w:r>
-      <w:r>
-        <w:rPr>
-          <w:rStyle w:val="Strong"/>
-          <w:rFonts w:ascii="Times New Roman" w:hAnsi="Times New Roman" w:cs="Times New Roman"/>
-          <w:b w:val="0"/>
-          <w:i/>
-          <w:color w:val="7F7F7F" w:themeColor="text1" w:themeTint="80"/>
-        </w:rPr>
-        <w:tab/>
-        <w:t xml:space="preserve"> Program Management Office</w:t>
-      </w:r>
-    </w:p>
-    <w:p>
-      <w:pPr>
-        <w:pStyle w:val="NoSpacing"/>
-        <w:tabs>
-          <w:tab w:val="left" w:pos="2160"/>
-          <w:tab w:val="left" w:pos="4500"/>
-        </w:tabs>
-        <w:ind w:left="90"/>
-        <w:rPr>
-          <w:rStyle w:val="Strong"/>
-          <w:rFonts w:ascii="Times New Roman" w:hAnsi="Times New Roman" w:cs="Times New Roman"/>
-          <w:b w:val="0"/>
-          <w:i/>
-          <w:color w:val="7F7F7F" w:themeColor="text1" w:themeTint="80"/>
-        </w:rPr>
-      </w:pPr>
-      <w:r>
-        <w:rPr>
-          <w:rStyle w:val="Strong"/>
-          <w:rFonts w:ascii="Times New Roman" w:hAnsi="Times New Roman" w:cs="Times New Roman"/>
-          <w:b w:val="0"/>
-          <w:i/>
-          <w:color w:val="7F7F7F" w:themeColor="text1" w:themeTint="80"/>
-        </w:rPr>
-        <w:t>Dan Jacobs</w:t>
-      </w:r>
-      <w:r>
-        <w:rPr>
-          <w:rStyle w:val="Strong"/>
-          <w:rFonts w:ascii="Times New Roman" w:hAnsi="Times New Roman" w:cs="Times New Roman"/>
-          <w:b w:val="0"/>
-          <w:i/>
-          <w:color w:val="7F7F7F" w:themeColor="text1" w:themeTint="80"/>
-        </w:rPr>
-        <w:tab/>
-        <w:t>VP, IT Operations</w:t>
-      </w:r>
-      <w:r>
-        <w:rPr>
-          <w:rStyle w:val="Strong"/>
-          <w:rFonts w:ascii="Times New Roman" w:hAnsi="Times New Roman" w:cs="Times New Roman"/>
-          <w:b w:val="0"/>
-          <w:i/>
-          <w:color w:val="7F7F7F" w:themeColor="text1" w:themeTint="80"/>
-        </w:rPr>
-        <w:tab/>
-        <w:t xml:space="preserve">IT Operations – Networking </w:t>
-      </w:r>
-    </w:p>
-    <w:p>
-      <w:pPr>
-        <w:spacing w:before="240"/>
-        <w:rPr>
-          <w:rStyle w:val="Strong"/>
-          <w:rFonts w:ascii="Times New Roman" w:hAnsi="Times New Roman" w:cs="Times New Roman"/>
-        </w:rPr>
-      </w:pPr>
-      <w:r>
-        <w:rPr>
-          <w:rStyle w:val="Strong"/>
-          <w:rFonts w:ascii="Times New Roman" w:hAnsi="Times New Roman" w:cs="Times New Roman"/>
-        </w:rPr>
-        <w:t>Partner Project Team</w:t>
-      </w:r>
-    </w:p>
-    <w:tbl>
-      <w:tblPr>
-        <w:tblStyle w:val="TableGrid"/>
-        <w:tblW w:w="0" w:type="auto"/>
-        <w:tblLook w:val="04A0" w:firstRow="1" w:lastRow="0" w:firstColumn="1" w:lastColumn="0" w:noHBand="0" w:noVBand="1"/>
-      </w:tblPr>
-      <w:tblGrid>
-        <w:gridCol w:w="2065"/>
-        <w:gridCol w:w="2340"/>
-        <w:gridCol w:w="3240"/>
-        <w:gridCol w:w="2790"/>
-      </w:tblGrid>
-      <w:tr>
-        <w:tc>
-          <w:tcPr>
-            <w:tcW w:w="2065" w:type="dxa"/>
-            <w:shd w:val="clear" w:color="auto" w:fill="E7E6E6" w:themeFill="background2"/>
-          </w:tcPr>
-          <w:p>
-            <w:pPr>
-              <w:rPr>
-                <w:rFonts w:ascii="Times New Roman" w:hAnsi="Times New Roman" w:cs="Times New Roman"/>
-              </w:rPr>
-            </w:pPr>
-            <w:r>
-              <w:rPr>
-                <w:rFonts w:ascii="Times New Roman" w:hAnsi="Times New Roman" w:cs="Times New Roman"/>
-              </w:rPr>
-              <w:t>Name</w:t>
-            </w:r>
-          </w:p>
-        </w:tc>
-        <w:tc>
-          <w:tcPr>
-            <w:tcW w:w="2340" w:type="dxa"/>
-            <w:shd w:val="clear" w:color="auto" w:fill="E7E6E6" w:themeFill="background2"/>
-          </w:tcPr>
-          <w:p>
-            <w:pPr>
-              <w:rPr>
-                <w:rFonts w:ascii="Times New Roman" w:hAnsi="Times New Roman" w:cs="Times New Roman"/>
-              </w:rPr>
-            </w:pPr>
-            <w:r>
-              <w:rPr>
-                <w:rFonts w:ascii="Times New Roman" w:hAnsi="Times New Roman" w:cs="Times New Roman"/>
-              </w:rPr>
-              <w:t>Title</w:t>
-            </w:r>
-          </w:p>
-        </w:tc>
-        <w:tc>
-          <w:tcPr>
-            <w:tcW w:w="3240" w:type="dxa"/>
-            <w:shd w:val="clear" w:color="auto" w:fill="E7E6E6" w:themeFill="background2"/>
-          </w:tcPr>
-          <w:p>
-            <w:pPr>
-              <w:rPr>
-                <w:rFonts w:ascii="Times New Roman" w:hAnsi="Times New Roman" w:cs="Times New Roman"/>
-              </w:rPr>
-            </w:pPr>
-            <w:r>
-              <w:rPr>
-                <w:rFonts w:ascii="Times New Roman" w:hAnsi="Times New Roman" w:cs="Times New Roman"/>
-              </w:rPr>
-              <w:t>Role</w:t>
-            </w:r>
-          </w:p>
-        </w:tc>
-        <w:tc>
-          <w:tcPr>
-            <w:tcW w:w="2790" w:type="dxa"/>
-            <w:shd w:val="clear" w:color="auto" w:fill="E7E6E6" w:themeFill="background2"/>
-          </w:tcPr>
-          <w:p>
-            <w:pPr>
-              <w:rPr>
-                <w:rFonts w:ascii="Times New Roman" w:hAnsi="Times New Roman" w:cs="Times New Roman"/>
-              </w:rPr>
-            </w:pPr>
-            <w:r>
-              <w:rPr>
-                <w:rFonts w:ascii="Times New Roman" w:hAnsi="Times New Roman" w:cs="Times New Roman"/>
-              </w:rPr>
-              <w:t>Email / Contact Info</w:t>
-            </w:r>
-          </w:p>
-        </w:tc>
-      </w:tr>
-      <w:tr>
-        <w:tc>
-          <w:tcPr>
-            <w:tcW w:w="2065" w:type="dxa"/>
-          </w:tcPr>
-          <w:p>
-            <w:pPr>
-              <w:rPr>
-                <w:rFonts w:ascii="Times New Roman" w:hAnsi="Times New Roman" w:cs="Times New Roman"/>
-              </w:rPr>
-            </w:pPr>
-          </w:p>
-        </w:tc>
-        <w:tc>
-          <w:tcPr>
-            <w:tcW w:w="2340" w:type="dxa"/>
-          </w:tcPr>
-          <w:p>
-            <w:pPr>
-              <w:rPr>
-                <w:rFonts w:ascii="Times New Roman" w:hAnsi="Times New Roman" w:cs="Times New Roman"/>
-              </w:rPr>
-            </w:pPr>
-          </w:p>
-        </w:tc>
-        <w:tc>
-          <w:tcPr>
-            <w:tcW w:w="3240" w:type="dxa"/>
-          </w:tcPr>
-          <w:p>
-            <w:pPr>
-              <w:rPr>
-                <w:rFonts w:ascii="Times New Roman" w:hAnsi="Times New Roman" w:cs="Times New Roman"/>
-              </w:rPr>
-            </w:pPr>
-          </w:p>
-        </w:tc>
-        <w:tc>
-          <w:tcPr>
-            <w:tcW w:w="2790" w:type="dxa"/>
-          </w:tcPr>
-          <w:p>
-            <w:pPr>
-              <w:rPr>
-                <w:rFonts w:ascii="Times New Roman" w:hAnsi="Times New Roman" w:cs="Times New Roman"/>
-              </w:rPr>
-            </w:pPr>
-          </w:p>
-        </w:tc>
-      </w:tr>
-    </w:tbl>
-    <w:p>
-      <w:pPr>
-        <w:pStyle w:val="NoSpacing"/>
-        <w:tabs>
-          <w:tab w:val="left" w:pos="2160"/>
-          <w:tab w:val="left" w:pos="4500"/>
-        </w:tabs>
-        <w:ind w:left="90"/>
-        <w:rPr>
-          <w:rStyle w:val="Strong"/>
-          <w:rFonts w:ascii="Times New Roman" w:hAnsi="Times New Roman" w:cs="Times New Roman"/>
-          <w:b w:val="0"/>
-          <w:i/>
-          <w:color w:val="7F7F7F" w:themeColor="text1" w:themeTint="80"/>
-        </w:rPr>
-      </w:pPr>
-      <w:r>
-        <w:rPr>
-          <w:rStyle w:val="Strong"/>
-          <w:rFonts w:ascii="Times New Roman" w:hAnsi="Times New Roman" w:cs="Times New Roman"/>
-          <w:b w:val="0"/>
-          <w:i/>
-          <w:color w:val="7F7F7F" w:themeColor="text1" w:themeTint="80"/>
-        </w:rPr>
-        <w:t>Steve Jones</w:t>
-      </w:r>
-      <w:r>
-        <w:rPr>
-          <w:rStyle w:val="Strong"/>
-          <w:rFonts w:ascii="Times New Roman" w:hAnsi="Times New Roman" w:cs="Times New Roman"/>
-          <w:b w:val="0"/>
-          <w:i/>
-          <w:color w:val="7F7F7F" w:themeColor="text1" w:themeTint="80"/>
-        </w:rPr>
-        <w:tab/>
-        <w:t>Delivery Manager</w:t>
-      </w:r>
-      <w:r>
-        <w:rPr>
-          <w:rStyle w:val="Strong"/>
-          <w:rFonts w:ascii="Times New Roman" w:hAnsi="Times New Roman" w:cs="Times New Roman"/>
-          <w:b w:val="0"/>
-          <w:i/>
-          <w:color w:val="7F7F7F" w:themeColor="text1" w:themeTint="80"/>
-        </w:rPr>
-        <w:tab/>
-        <w:t>Project Manager</w:t>
-      </w:r>
-    </w:p>
-    <w:p>
-      <w:pPr>
-        <w:pStyle w:val="NoSpacing"/>
-        <w:tabs>
-          <w:tab w:val="left" w:pos="2160"/>
-          <w:tab w:val="left" w:pos="4500"/>
-        </w:tabs>
-        <w:ind w:left="90"/>
-        <w:rPr>
-          <w:rStyle w:val="Strong"/>
-          <w:rFonts w:ascii="Times New Roman" w:hAnsi="Times New Roman" w:cs="Times New Roman"/>
-          <w:b w:val="0"/>
-          <w:i/>
-          <w:color w:val="7F7F7F" w:themeColor="text1" w:themeTint="80"/>
-        </w:rPr>
-      </w:pPr>
-      <w:r>
-        <w:rPr>
-          <w:rStyle w:val="Strong"/>
-          <w:rFonts w:ascii="Times New Roman" w:hAnsi="Times New Roman" w:cs="Times New Roman"/>
-          <w:b w:val="0"/>
-          <w:i/>
-          <w:color w:val="7F7F7F" w:themeColor="text1" w:themeTint="80"/>
-        </w:rPr>
-        <w:t>Philip McDaniels</w:t>
-      </w:r>
-      <w:r>
-        <w:rPr>
-          <w:rStyle w:val="Strong"/>
-          <w:rFonts w:ascii="Times New Roman" w:hAnsi="Times New Roman" w:cs="Times New Roman"/>
-          <w:b w:val="0"/>
-          <w:i/>
           <w:color w:val="7F7F7F" w:themeColor="text1" w:themeTint="80"/>
         </w:rPr>
         <w:tab/>
@@ -5417,217 +4807,10 @@
           <w:rStyle w:val="Strong"/>
           <w:rFonts w:ascii="Times New Roman" w:hAnsi="Times New Roman" w:cs="Times New Roman"/>
           <w:b w:val="0"/>
-          <w:i/>
           <w:color w:val="7F7F7F" w:themeColor="text1" w:themeTint="80"/>
         </w:rPr>
         <w:tab/>
         <w:t>Architect; Technical Lead</w:t>
-      </w:r>
-    </w:p>
-    <w:p>
-      <w:pPr>
-        <w:spacing w:before="240"/>
-        <w:rPr>
-          <w:rStyle w:val="Strong"/>
-          <w:rFonts w:ascii="Times New Roman" w:hAnsi="Times New Roman" w:cs="Times New Roman"/>
-        </w:rPr>
-      </w:pPr>
-      <w:r>
-        <w:rPr>
-          <w:rStyle w:val="Strong"/>
-          <w:rFonts w:ascii="Times New Roman" w:hAnsi="Times New Roman" w:cs="Times New Roman"/>
-        </w:rPr>
-        <w:t>Project Escalation Contacts</w:t>
-      </w:r>
-    </w:p>
-    <w:tbl>
-      <w:tblPr>
-        <w:tblStyle w:val="TableGrid"/>
-        <w:tblW w:w="0" w:type="auto"/>
-        <w:tblLook w:val="04A0" w:firstRow="1" w:lastRow="0" w:firstColumn="1" w:lastColumn="0" w:noHBand="0" w:noVBand="1"/>
-      </w:tblPr>
-      <w:tblGrid>
-        <w:gridCol w:w="2065"/>
-        <w:gridCol w:w="2340"/>
-        <w:gridCol w:w="3240"/>
-        <w:gridCol w:w="2790"/>
-      </w:tblGrid>
-      <w:tr>
-        <w:tc>
-          <w:tcPr>
-            <w:tcW w:w="2065" w:type="dxa"/>
-            <w:shd w:val="clear" w:color="auto" w:fill="E7E6E6" w:themeFill="background2"/>
-          </w:tcPr>
-          <w:p>
-            <w:pPr>
-              <w:rPr>
-                <w:rFonts w:ascii="Times New Roman" w:hAnsi="Times New Roman" w:cs="Times New Roman"/>
-              </w:rPr>
-            </w:pPr>
-            <w:r>
-              <w:rPr>
-                <w:rFonts w:ascii="Times New Roman" w:hAnsi="Times New Roman" w:cs="Times New Roman"/>
-              </w:rPr>
-              <w:t>Name</w:t>
-            </w:r>
-          </w:p>
-        </w:tc>
-        <w:tc>
-          <w:tcPr>
-            <w:tcW w:w="2340" w:type="dxa"/>
-            <w:shd w:val="clear" w:color="auto" w:fill="E7E6E6" w:themeFill="background2"/>
-          </w:tcPr>
-          <w:p>
-            <w:pPr>
-              <w:rPr>
-                <w:rFonts w:ascii="Times New Roman" w:hAnsi="Times New Roman" w:cs="Times New Roman"/>
-              </w:rPr>
-            </w:pPr>
-            <w:r>
-              <w:rPr>
-                <w:rFonts w:ascii="Times New Roman" w:hAnsi="Times New Roman" w:cs="Times New Roman"/>
-              </w:rPr>
-              <w:t>Title</w:t>
-            </w:r>
-          </w:p>
-        </w:tc>
-        <w:tc>
-          <w:tcPr>
-            <w:tcW w:w="3240" w:type="dxa"/>
-            <w:shd w:val="clear" w:color="auto" w:fill="E7E6E6" w:themeFill="background2"/>
-          </w:tcPr>
-          <w:p>
-            <w:pPr>
-              <w:rPr>
-                <w:rFonts w:ascii="Times New Roman" w:hAnsi="Times New Roman" w:cs="Times New Roman"/>
-              </w:rPr>
-            </w:pPr>
-            <w:r>
-              <w:rPr>
-                <w:rFonts w:ascii="Times New Roman" w:hAnsi="Times New Roman" w:cs="Times New Roman"/>
-              </w:rPr>
-              <w:t>Role</w:t>
-            </w:r>
-          </w:p>
-        </w:tc>
-        <w:tc>
-          <w:tcPr>
-            <w:tcW w:w="2790" w:type="dxa"/>
-            <w:shd w:val="clear" w:color="auto" w:fill="E7E6E6" w:themeFill="background2"/>
-          </w:tcPr>
-          <w:p>
-            <w:pPr>
-              <w:rPr>
-                <w:rFonts w:ascii="Times New Roman" w:hAnsi="Times New Roman" w:cs="Times New Roman"/>
-              </w:rPr>
-            </w:pPr>
-            <w:r>
-              <w:rPr>
-                <w:rFonts w:ascii="Times New Roman" w:hAnsi="Times New Roman" w:cs="Times New Roman"/>
-              </w:rPr>
-              <w:t>Email / Contact Info</w:t>
-            </w:r>
-          </w:p>
-        </w:tc>
-      </w:tr>
-      <w:tr>
-        <w:tc>
-          <w:tcPr>
-            <w:tcW w:w="2065" w:type="dxa"/>
-          </w:tcPr>
-          <w:p>
-            <w:pPr>
-              <w:rPr>
-                <w:rFonts w:ascii="Times New Roman" w:hAnsi="Times New Roman" w:cs="Times New Roman"/>
-              </w:rPr>
-            </w:pPr>
-          </w:p>
-        </w:tc>
-        <w:tc>
-          <w:tcPr>
-            <w:tcW w:w="2340" w:type="dxa"/>
-          </w:tcPr>
-          <w:p>
-            <w:pPr>
-              <w:rPr>
-                <w:rFonts w:ascii="Times New Roman" w:hAnsi="Times New Roman" w:cs="Times New Roman"/>
-              </w:rPr>
-            </w:pPr>
-          </w:p>
-        </w:tc>
-        <w:tc>
-          <w:tcPr>
-            <w:tcW w:w="3240" w:type="dxa"/>
-          </w:tcPr>
-          <w:p>
-            <w:pPr>
-              <w:rPr>
-                <w:rFonts w:ascii="Times New Roman" w:hAnsi="Times New Roman" w:cs="Times New Roman"/>
-              </w:rPr>
-            </w:pPr>
-          </w:p>
-        </w:tc>
-        <w:tc>
-          <w:tcPr>
-            <w:tcW w:w="2790" w:type="dxa"/>
-          </w:tcPr>
-          <w:p>
-            <w:pPr>
-              <w:rPr>
-                <w:rFonts w:ascii="Times New Roman" w:hAnsi="Times New Roman" w:cs="Times New Roman"/>
-              </w:rPr>
-            </w:pPr>
-          </w:p>
-        </w:tc>
-      </w:tr>
-    </w:tbl>
-    <w:p>
-      <w:pPr>
-        <w:pStyle w:val="NoSpacing"/>
-        <w:tabs>
-          <w:tab w:val="left" w:pos="2160"/>
-          <w:tab w:val="left" w:pos="4500"/>
-        </w:tabs>
-        <w:ind w:left="90"/>
-        <w:rPr>
-          <w:rStyle w:val="Strong"/>
-          <w:rFonts w:ascii="Times New Roman" w:hAnsi="Times New Roman" w:cs="Times New Roman"/>
-          <w:b w:val="0"/>
-          <w:i/>
-          <w:color w:val="7F7F7F" w:themeColor="text1" w:themeTint="80"/>
-        </w:rPr>
-      </w:pPr>
-      <w:r>
-        <w:rPr>
-          <w:rStyle w:val="Strong"/>
-          <w:rFonts w:ascii="Times New Roman" w:hAnsi="Times New Roman" w:cs="Times New Roman"/>
-          <w:b w:val="0"/>
-          <w:i/>
-          <w:color w:val="7F7F7F" w:themeColor="text1" w:themeTint="80"/>
-        </w:rPr>
-        <w:t>Steve Jones</w:t>
-      </w:r>
-      <w:r>
-        <w:rPr>
-          <w:rStyle w:val="Strong"/>
-          <w:rFonts w:ascii="Times New Roman" w:hAnsi="Times New Roman" w:cs="Times New Roman"/>
-          <w:b w:val="0"/>
-          <w:i/>
-          <w:color w:val="7F7F7F" w:themeColor="text1" w:themeTint="80"/>
-        </w:rPr>
-        <w:tab/>
-        <w:t>Delivery Manager</w:t>
-      </w:r>
-      <w:r>
-        <w:rPr>
-          <w:rStyle w:val="Strong"/>
-          <w:rFonts w:ascii="Times New Roman" w:hAnsi="Times New Roman" w:cs="Times New Roman"/>
-          <w:b w:val="0"/>
-          <w:i/>
-          <w:color w:val="7F7F7F" w:themeColor="text1" w:themeTint="80"/>
-        </w:rPr>
-        <w:tab/>
-        <w:t>Project Manager</w:t>
       </w:r>
     </w:p>
     <w:p>
@@ -5752,6 +4935,7 @@
               <w:rPr>
                 <w:rFonts w:ascii="Times New Roman" w:hAnsi="Times New Roman" w:cs="Times New Roman"/>
               </w:rPr>
+              <w:lastRenderedPageBreak/>
               <w:t>Solution Architects</w:t>
             </w:r>
             <w:r>
@@ -5765,21 +4949,7 @@
                 <w:rFonts w:ascii="Times New Roman" w:hAnsi="Times New Roman" w:cs="Times New Roman"/>
                 <w:highlight w:val="yellow"/>
               </w:rPr>
-              <w:t>[</w:t>
-            </w:r>
-            <w:r>
-              <w:rPr>
-                <w:rFonts w:ascii="Times New Roman" w:hAnsi="Times New Roman" w:cs="Times New Roman"/>
-                <w:highlight w:val="yellow"/>
-              </w:rPr>
-              <w:t>number of assigned headcount</w:t>
-            </w:r>
-            <w:r>
-              <w:rPr>
-                <w:rFonts w:ascii="Times New Roman" w:hAnsi="Times New Roman" w:cs="Times New Roman"/>
-                <w:highlight w:val="yellow"/>
-              </w:rPr>
-              <w:t>]</w:t>
+              <w:t>[number of assigned headcount]</w:t>
             </w:r>
           </w:p>
         </w:tc>
@@ -6826,7 +5996,6 @@
         <w:rPr>
           <w:rFonts w:ascii="Times New Roman" w:hAnsi="Times New Roman" w:cs="Times New Roman"/>
         </w:rPr>
-        <w:lastRenderedPageBreak/>
         <w:t>Acceptance</w:t>
       </w:r>
       <w:bookmarkEnd w:id="16"/>
@@ -11590,6 +10759,7 @@
   <w:style w:type="character" w:default="1" w:styleId="DefaultParagraphFont">
     <w:name w:val="Default Paragraph Font"/>
     <w:uiPriority w:val="1"/>
+    <w:semiHidden/>
     <w:unhideWhenUsed/>
   </w:style>
   <w:style w:type="table" w:default="1" w:styleId="TableNormal">

--- a/static/Proposal.docx
+++ b/static/Proposal.docx
@@ -4575,8 +4575,8 @@
       <w:tblGrid>
         <w:gridCol w:w="2065"/>
         <w:gridCol w:w="2340"/>
-        <w:gridCol w:w="3240"/>
-        <w:gridCol w:w="2790"/>
+        <w:gridCol w:w="2520"/>
+        <w:gridCol w:w="3510"/>
       </w:tblGrid>
       <w:tr>
         <w:tc>
@@ -4635,7 +4635,7 @@
         </w:tc>
         <w:tc>
           <w:tcPr>
-            <w:tcW w:w="3240" w:type="dxa"/>
+            <w:tcW w:w="2520" w:type="dxa"/>
             <w:shd w:val="clear" w:color="auto" w:fill="E7E6E6" w:themeFill="background2"/>
           </w:tcPr>
           <w:p>
@@ -4654,7 +4654,7 @@
         </w:tc>
         <w:tc>
           <w:tcPr>
-            <w:tcW w:w="2790" w:type="dxa"/>
+            <w:tcW w:w="3510" w:type="dxa"/>
             <w:shd w:val="clear" w:color="auto" w:fill="E7E6E6" w:themeFill="background2"/>
           </w:tcPr>
           <w:p>
@@ -4683,6 +4683,12 @@
                 <w:rFonts w:ascii="Times New Roman" w:hAnsi="Times New Roman" w:cs="Times New Roman"/>
               </w:rPr>
             </w:pPr>
+            <w:r>
+              <w:rPr>
+                <w:rFonts w:ascii="Times New Roman" w:hAnsi="Times New Roman" w:cs="Times New Roman"/>
+              </w:rPr>
+              <w:t>Lê Tôn Anh Tuấn</w:t>
+            </w:r>
           </w:p>
         </w:tc>
         <w:tc>
@@ -4695,1190 +4701,12 @@
                 <w:rFonts w:ascii="Times New Roman" w:hAnsi="Times New Roman" w:cs="Times New Roman"/>
               </w:rPr>
             </w:pPr>
-          </w:p>
-        </w:tc>
-        <w:tc>
-          <w:tcPr>
-            <w:tcW w:w="3240" w:type="dxa"/>
-          </w:tcPr>
-          <w:p>
-            <w:pPr>
-              <w:rPr>
-                <w:rFonts w:ascii="Times New Roman" w:hAnsi="Times New Roman" w:cs="Times New Roman"/>
-              </w:rPr>
-            </w:pPr>
-          </w:p>
-        </w:tc>
-        <w:tc>
-          <w:tcPr>
-            <w:tcW w:w="2790" w:type="dxa"/>
-          </w:tcPr>
-          <w:p>
-            <w:pPr>
-              <w:rPr>
-                <w:rFonts w:ascii="Times New Roman" w:hAnsi="Times New Roman" w:cs="Times New Roman"/>
-              </w:rPr>
-            </w:pPr>
-          </w:p>
-        </w:tc>
-      </w:tr>
-    </w:tbl>
-    <w:p>
-      <w:pPr>
-        <w:pStyle w:val="NoSpacing"/>
-        <w:tabs>
-          <w:tab w:val="left" w:pos="2160"/>
-          <w:tab w:val="left" w:pos="4500"/>
-        </w:tabs>
-        <w:ind w:left="90"/>
-        <w:rPr>
-          <w:rStyle w:val="Strong"/>
-          <w:rFonts w:ascii="Times New Roman" w:hAnsi="Times New Roman" w:cs="Times New Roman"/>
-          <w:b w:val="0"/>
-          <w:color w:val="7F7F7F" w:themeColor="text1" w:themeTint="80"/>
-        </w:rPr>
-      </w:pPr>
-      <w:r>
-        <w:rPr>
-          <w:rStyle w:val="Strong"/>
-          <w:rFonts w:ascii="Times New Roman" w:hAnsi="Times New Roman" w:cs="Times New Roman"/>
-          <w:b w:val="0"/>
-          <w:color w:val="7F7F7F" w:themeColor="text1" w:themeTint="80"/>
-        </w:rPr>
-        <w:t>Steve Jones</w:t>
-      </w:r>
-      <w:r>
-        <w:rPr>
-          <w:rStyle w:val="Strong"/>
-          <w:rFonts w:ascii="Times New Roman" w:hAnsi="Times New Roman" w:cs="Times New Roman"/>
-          <w:b w:val="0"/>
-          <w:color w:val="7F7F7F" w:themeColor="text1" w:themeTint="80"/>
-        </w:rPr>
-        <w:tab/>
-        <w:t>Delivery Manager</w:t>
-      </w:r>
-      <w:r>
-        <w:rPr>
-          <w:rStyle w:val="Strong"/>
-          <w:rFonts w:ascii="Times New Roman" w:hAnsi="Times New Roman" w:cs="Times New Roman"/>
-          <w:b w:val="0"/>
-          <w:color w:val="7F7F7F" w:themeColor="text1" w:themeTint="80"/>
-        </w:rPr>
-        <w:tab/>
-        <w:t>Project Manager</w:t>
-      </w:r>
-    </w:p>
-    <w:p>
-      <w:pPr>
-        <w:pStyle w:val="NoSpacing"/>
-        <w:tabs>
-          <w:tab w:val="left" w:pos="2160"/>
-          <w:tab w:val="left" w:pos="4500"/>
-        </w:tabs>
-        <w:ind w:left="90"/>
-        <w:rPr>
-          <w:rStyle w:val="Strong"/>
-          <w:rFonts w:ascii="Times New Roman" w:hAnsi="Times New Roman" w:cs="Times New Roman"/>
-          <w:b w:val="0"/>
-          <w:color w:val="7F7F7F" w:themeColor="text1" w:themeTint="80"/>
-        </w:rPr>
-      </w:pPr>
-      <w:r>
-        <w:rPr>
-          <w:rStyle w:val="Strong"/>
-          <w:rFonts w:ascii="Times New Roman" w:hAnsi="Times New Roman" w:cs="Times New Roman"/>
-          <w:b w:val="0"/>
-          <w:color w:val="7F7F7F" w:themeColor="text1" w:themeTint="80"/>
-        </w:rPr>
-        <w:t>Philip McDaniels</w:t>
-      </w:r>
-      <w:r>
-        <w:rPr>
-          <w:rStyle w:val="Strong"/>
-          <w:rFonts w:ascii="Times New Roman" w:hAnsi="Times New Roman" w:cs="Times New Roman"/>
-          <w:b w:val="0"/>
-          <w:color w:val="7F7F7F" w:themeColor="text1" w:themeTint="80"/>
-        </w:rPr>
-        <w:tab/>
-        <w:t>Sr. Solutions Architect</w:t>
-      </w:r>
-      <w:r>
-        <w:rPr>
-          <w:rStyle w:val="Strong"/>
-          <w:rFonts w:ascii="Times New Roman" w:hAnsi="Times New Roman" w:cs="Times New Roman"/>
-          <w:b w:val="0"/>
-          <w:color w:val="7F7F7F" w:themeColor="text1" w:themeTint="80"/>
-        </w:rPr>
-        <w:tab/>
-        <w:t>Architect; Technical Lead</w:t>
-      </w:r>
-    </w:p>
-    <w:p>
-      <w:pPr>
-        <w:rPr>
-          <w:rFonts w:ascii="Times New Roman" w:hAnsi="Times New Roman" w:cs="Times New Roman"/>
-          <w:u w:val="single"/>
-        </w:rPr>
-      </w:pPr>
-    </w:p>
-    <w:p>
-      <w:pPr>
-        <w:pStyle w:val="Heading1"/>
-        <w:rPr>
-          <w:rFonts w:ascii="Times New Roman" w:hAnsi="Times New Roman" w:cs="Times New Roman"/>
-        </w:rPr>
-      </w:pPr>
-      <w:bookmarkStart w:id="15" w:name="_Toc143865177"/>
-      <w:r>
-        <w:rPr>
-          <w:rFonts w:ascii="Times New Roman" w:hAnsi="Times New Roman" w:cs="Times New Roman"/>
-        </w:rPr>
-        <w:t xml:space="preserve">resources &amp; cost </w:t>
-      </w:r>
-      <w:r>
-        <w:rPr>
-          <w:rFonts w:ascii="Times New Roman" w:hAnsi="Times New Roman" w:cs="Times New Roman"/>
-        </w:rPr>
-        <w:t>estimates</w:t>
-      </w:r>
-      <w:bookmarkEnd w:id="15"/>
-    </w:p>
-    <w:p/>
-    <w:tbl>
-      <w:tblPr>
-        <w:tblStyle w:val="TableGrid"/>
-        <w:tblW w:w="0" w:type="auto"/>
-        <w:tblLook w:val="04A0" w:firstRow="1" w:lastRow="0" w:firstColumn="1" w:lastColumn="0" w:noHBand="0" w:noVBand="1"/>
-      </w:tblPr>
-      <w:tblGrid>
-        <w:gridCol w:w="2245"/>
-        <w:gridCol w:w="3987"/>
-        <w:gridCol w:w="2694"/>
-      </w:tblGrid>
-      <w:tr>
-        <w:tc>
-          <w:tcPr>
-            <w:tcW w:w="2245" w:type="dxa"/>
-            <w:shd w:val="clear" w:color="auto" w:fill="D9D9D9" w:themeFill="background1" w:themeFillShade="D9"/>
-          </w:tcPr>
-          <w:p>
-            <w:pPr>
-              <w:rPr>
-                <w:rFonts w:ascii="Times New Roman" w:hAnsi="Times New Roman" w:cs="Times New Roman"/>
-                <w:b/>
-              </w:rPr>
-            </w:pPr>
-            <w:r>
-              <w:rPr>
-                <w:rFonts w:ascii="Times New Roman" w:hAnsi="Times New Roman" w:cs="Times New Roman"/>
-                <w:b/>
-              </w:rPr>
-              <w:t>Resource</w:t>
-            </w:r>
-          </w:p>
-        </w:tc>
-        <w:tc>
-          <w:tcPr>
-            <w:tcW w:w="3987" w:type="dxa"/>
-            <w:shd w:val="clear" w:color="auto" w:fill="D9D9D9" w:themeFill="background1" w:themeFillShade="D9"/>
-          </w:tcPr>
-          <w:p>
-            <w:pPr>
-              <w:rPr>
-                <w:rFonts w:ascii="Times New Roman" w:hAnsi="Times New Roman" w:cs="Times New Roman"/>
-                <w:b/>
-              </w:rPr>
-            </w:pPr>
-            <w:r>
-              <w:rPr>
-                <w:rFonts w:ascii="Times New Roman" w:hAnsi="Times New Roman" w:cs="Times New Roman"/>
-                <w:b/>
-              </w:rPr>
-              <w:t>Responsibility</w:t>
-            </w:r>
-          </w:p>
-        </w:tc>
-        <w:tc>
-          <w:tcPr>
-            <w:tcW w:w="2694" w:type="dxa"/>
-            <w:shd w:val="clear" w:color="auto" w:fill="D9D9D9" w:themeFill="background1" w:themeFillShade="D9"/>
-          </w:tcPr>
-          <w:p>
-            <w:pPr>
-              <w:rPr>
-                <w:rFonts w:ascii="Times New Roman" w:hAnsi="Times New Roman" w:cs="Times New Roman"/>
-                <w:b/>
-              </w:rPr>
-            </w:pPr>
-            <w:r>
-              <w:rPr>
-                <w:rFonts w:ascii="Times New Roman" w:hAnsi="Times New Roman" w:cs="Times New Roman"/>
-                <w:b/>
-              </w:rPr>
-              <w:t>Rate (USD) / Hour</w:t>
-            </w:r>
-          </w:p>
-        </w:tc>
-      </w:tr>
-      <w:tr>
-        <w:tc>
-          <w:tcPr>
-            <w:tcW w:w="2245" w:type="dxa"/>
-          </w:tcPr>
-          <w:p>
-            <w:pPr>
-              <w:rPr>
-                <w:rFonts w:ascii="Times New Roman" w:hAnsi="Times New Roman" w:cs="Times New Roman"/>
-              </w:rPr>
-            </w:pPr>
-            <w:r>
-              <w:rPr>
-                <w:rFonts w:ascii="Times New Roman" w:hAnsi="Times New Roman" w:cs="Times New Roman"/>
-              </w:rPr>
-              <w:lastRenderedPageBreak/>
-              <w:t>Solution Architects</w:t>
-            </w:r>
-            <w:r>
-              <w:rPr>
-                <w:rFonts w:ascii="Times New Roman" w:hAnsi="Times New Roman" w:cs="Times New Roman"/>
-              </w:rPr>
-              <w:t xml:space="preserve"> </w:t>
-            </w:r>
-            <w:r>
-              <w:rPr>
-                <w:rFonts w:ascii="Times New Roman" w:hAnsi="Times New Roman" w:cs="Times New Roman"/>
-                <w:highlight w:val="yellow"/>
-              </w:rPr>
-              <w:t>[number of assigned headcount]</w:t>
-            </w:r>
-          </w:p>
-        </w:tc>
-        <w:tc>
-          <w:tcPr>
-            <w:tcW w:w="3987" w:type="dxa"/>
-          </w:tcPr>
-          <w:p>
-            <w:pPr>
-              <w:rPr>
-                <w:rFonts w:ascii="Times New Roman" w:hAnsi="Times New Roman" w:cs="Times New Roman"/>
-              </w:rPr>
-            </w:pPr>
-          </w:p>
-        </w:tc>
-        <w:tc>
-          <w:tcPr>
-            <w:tcW w:w="2694" w:type="dxa"/>
-          </w:tcPr>
-          <w:p>
-            <w:pPr>
-              <w:rPr>
-                <w:rFonts w:ascii="Times New Roman" w:hAnsi="Times New Roman" w:cs="Times New Roman"/>
-              </w:rPr>
-            </w:pPr>
-          </w:p>
-        </w:tc>
-      </w:tr>
-      <w:tr>
-        <w:tc>
-          <w:tcPr>
-            <w:tcW w:w="2245" w:type="dxa"/>
-          </w:tcPr>
-          <w:p>
-            <w:pPr>
-              <w:rPr>
-                <w:rFonts w:ascii="Times New Roman" w:hAnsi="Times New Roman" w:cs="Times New Roman"/>
-              </w:rPr>
-            </w:pPr>
-            <w:r>
-              <w:rPr>
-                <w:rFonts w:ascii="Times New Roman" w:hAnsi="Times New Roman" w:cs="Times New Roman"/>
-              </w:rPr>
-              <w:t>Engineers</w:t>
-            </w:r>
-            <w:r>
-              <w:rPr>
-                <w:rFonts w:ascii="Times New Roman" w:hAnsi="Times New Roman" w:cs="Times New Roman"/>
-              </w:rPr>
-              <w:t xml:space="preserve"> </w:t>
-            </w:r>
-            <w:r>
-              <w:rPr>
-                <w:rFonts w:ascii="Times New Roman" w:hAnsi="Times New Roman" w:cs="Times New Roman"/>
-                <w:highlight w:val="yellow"/>
-              </w:rPr>
-              <w:t>[number of assigned headcount]</w:t>
-            </w:r>
-          </w:p>
-        </w:tc>
-        <w:tc>
-          <w:tcPr>
-            <w:tcW w:w="3987" w:type="dxa"/>
-          </w:tcPr>
-          <w:p>
-            <w:pPr>
-              <w:rPr>
-                <w:rFonts w:ascii="Times New Roman" w:hAnsi="Times New Roman" w:cs="Times New Roman"/>
-              </w:rPr>
-            </w:pPr>
-          </w:p>
-        </w:tc>
-        <w:tc>
-          <w:tcPr>
-            <w:tcW w:w="2694" w:type="dxa"/>
-          </w:tcPr>
-          <w:p>
-            <w:pPr>
-              <w:rPr>
-                <w:rFonts w:ascii="Times New Roman" w:hAnsi="Times New Roman" w:cs="Times New Roman"/>
-              </w:rPr>
-            </w:pPr>
-          </w:p>
-        </w:tc>
-      </w:tr>
-      <w:tr>
-        <w:tc>
-          <w:tcPr>
-            <w:tcW w:w="2245" w:type="dxa"/>
-          </w:tcPr>
-          <w:p>
-            <w:pPr>
-              <w:rPr>
-                <w:rFonts w:ascii="Times New Roman" w:hAnsi="Times New Roman" w:cs="Times New Roman"/>
-              </w:rPr>
-            </w:pPr>
-            <w:r>
-              <w:rPr>
-                <w:rFonts w:ascii="Times New Roman" w:hAnsi="Times New Roman" w:cs="Times New Roman"/>
-              </w:rPr>
-              <w:t xml:space="preserve">Other </w:t>
-            </w:r>
-            <w:r>
-              <w:rPr>
-                <w:rFonts w:ascii="Times New Roman" w:hAnsi="Times New Roman" w:cs="Times New Roman"/>
-                <w:sz w:val="18"/>
-              </w:rPr>
-              <w:t>(Please specify)</w:t>
-            </w:r>
-          </w:p>
-        </w:tc>
-        <w:tc>
-          <w:tcPr>
-            <w:tcW w:w="3987" w:type="dxa"/>
-          </w:tcPr>
-          <w:p>
-            <w:pPr>
-              <w:rPr>
-                <w:rFonts w:ascii="Times New Roman" w:hAnsi="Times New Roman" w:cs="Times New Roman"/>
-              </w:rPr>
-            </w:pPr>
-          </w:p>
-        </w:tc>
-        <w:tc>
-          <w:tcPr>
-            <w:tcW w:w="2694" w:type="dxa"/>
-          </w:tcPr>
-          <w:p>
-            <w:pPr>
-              <w:rPr>
-                <w:rFonts w:ascii="Times New Roman" w:hAnsi="Times New Roman" w:cs="Times New Roman"/>
-              </w:rPr>
-            </w:pPr>
-          </w:p>
-        </w:tc>
-      </w:tr>
-    </w:tbl>
-    <w:p>
-      <w:pPr>
-        <w:rPr>
-          <w:rFonts w:ascii="Times New Roman" w:hAnsi="Times New Roman" w:cs="Times New Roman"/>
-        </w:rPr>
-      </w:pPr>
-    </w:p>
-    <w:p>
-      <w:pPr>
-        <w:rPr>
-          <w:rFonts w:ascii="Times New Roman" w:hAnsi="Times New Roman" w:cs="Times New Roman"/>
-        </w:rPr>
-      </w:pPr>
-      <w:r>
-        <w:rPr>
-          <w:rFonts w:ascii="Times New Roman" w:hAnsi="Times New Roman" w:cs="Times New Roman"/>
-          <w:highlight w:val="yellow"/>
-        </w:rPr>
-        <w:t>* Note: Refer to section “activities &amp; deliverables” for the list of project phases</w:t>
-      </w:r>
-    </w:p>
-    <w:tbl>
-      <w:tblPr>
-        <w:tblStyle w:val="TableGrid"/>
-        <w:tblW w:w="0" w:type="auto"/>
-        <w:tblLook w:val="04A0" w:firstRow="1" w:lastRow="0" w:firstColumn="1" w:lastColumn="0" w:noHBand="0" w:noVBand="1"/>
-      </w:tblPr>
-      <w:tblGrid>
-        <w:gridCol w:w="1943"/>
-        <w:gridCol w:w="1721"/>
-        <w:gridCol w:w="1804"/>
-        <w:gridCol w:w="1831"/>
-        <w:gridCol w:w="1641"/>
-      </w:tblGrid>
-      <w:tr>
-        <w:tc>
-          <w:tcPr>
-            <w:tcW w:w="1943" w:type="dxa"/>
-            <w:shd w:val="clear" w:color="auto" w:fill="D9D9D9" w:themeFill="background1" w:themeFillShade="D9"/>
-            <w:vAlign w:val="center"/>
-          </w:tcPr>
-          <w:p>
-            <w:pPr>
-              <w:jc w:val="center"/>
-              <w:rPr>
-                <w:rFonts w:ascii="Times New Roman" w:hAnsi="Times New Roman" w:cs="Times New Roman"/>
-                <w:b/>
-              </w:rPr>
-            </w:pPr>
-            <w:r>
-              <w:rPr>
-                <w:rFonts w:ascii="Times New Roman" w:hAnsi="Times New Roman" w:cs="Times New Roman"/>
-                <w:b/>
-              </w:rPr>
-              <w:t>Project Phase</w:t>
-            </w:r>
-          </w:p>
-        </w:tc>
-        <w:tc>
-          <w:tcPr>
-            <w:tcW w:w="1721" w:type="dxa"/>
-            <w:shd w:val="clear" w:color="auto" w:fill="D9D9D9" w:themeFill="background1" w:themeFillShade="D9"/>
-            <w:vAlign w:val="center"/>
-          </w:tcPr>
-          <w:p>
-            <w:pPr>
-              <w:jc w:val="center"/>
-              <w:rPr>
-                <w:rFonts w:ascii="Times New Roman" w:hAnsi="Times New Roman" w:cs="Times New Roman"/>
-                <w:b/>
-              </w:rPr>
-            </w:pPr>
-            <w:r>
-              <w:rPr>
-                <w:rFonts w:ascii="Times New Roman" w:hAnsi="Times New Roman" w:cs="Times New Roman"/>
-                <w:b/>
-              </w:rPr>
-              <w:t>Solution Architects</w:t>
-            </w:r>
-          </w:p>
-        </w:tc>
-        <w:tc>
-          <w:tcPr>
-            <w:tcW w:w="1804" w:type="dxa"/>
-            <w:shd w:val="clear" w:color="auto" w:fill="D9D9D9" w:themeFill="background1" w:themeFillShade="D9"/>
-            <w:vAlign w:val="center"/>
-          </w:tcPr>
-          <w:p>
-            <w:pPr>
-              <w:jc w:val="center"/>
-              <w:rPr>
-                <w:rFonts w:ascii="Times New Roman" w:hAnsi="Times New Roman" w:cs="Times New Roman"/>
-                <w:b/>
-              </w:rPr>
-            </w:pPr>
-            <w:r>
-              <w:rPr>
-                <w:rFonts w:ascii="Times New Roman" w:hAnsi="Times New Roman" w:cs="Times New Roman"/>
-                <w:b/>
-              </w:rPr>
-              <w:t>Engineers</w:t>
-            </w:r>
-          </w:p>
-        </w:tc>
-        <w:tc>
-          <w:tcPr>
-            <w:tcW w:w="1831" w:type="dxa"/>
-            <w:shd w:val="clear" w:color="auto" w:fill="D9D9D9" w:themeFill="background1" w:themeFillShade="D9"/>
-            <w:vAlign w:val="center"/>
-          </w:tcPr>
-          <w:p>
-            <w:pPr>
-              <w:jc w:val="center"/>
-              <w:rPr>
-                <w:rFonts w:ascii="Times New Roman" w:hAnsi="Times New Roman" w:cs="Times New Roman"/>
-                <w:b/>
-              </w:rPr>
-            </w:pPr>
-            <w:r>
-              <w:rPr>
-                <w:rFonts w:ascii="Times New Roman" w:hAnsi="Times New Roman" w:cs="Times New Roman"/>
-                <w:b/>
-              </w:rPr>
-              <w:t xml:space="preserve">Other </w:t>
-            </w:r>
-          </w:p>
-          <w:p>
-            <w:pPr>
-              <w:jc w:val="center"/>
-              <w:rPr>
-                <w:rFonts w:ascii="Times New Roman" w:hAnsi="Times New Roman" w:cs="Times New Roman"/>
-                <w:b/>
-              </w:rPr>
-            </w:pPr>
-            <w:r>
-              <w:rPr>
-                <w:rFonts w:ascii="Times New Roman" w:hAnsi="Times New Roman" w:cs="Times New Roman"/>
-                <w:b/>
-                <w:sz w:val="18"/>
-              </w:rPr>
-              <w:t>(Please specify)</w:t>
-            </w:r>
-          </w:p>
-        </w:tc>
-        <w:tc>
-          <w:tcPr>
-            <w:tcW w:w="1641" w:type="dxa"/>
-            <w:shd w:val="clear" w:color="auto" w:fill="D9D9D9" w:themeFill="background1" w:themeFillShade="D9"/>
-            <w:vAlign w:val="center"/>
-          </w:tcPr>
-          <w:p>
-            <w:pPr>
-              <w:jc w:val="center"/>
-              <w:rPr>
-                <w:rFonts w:ascii="Times New Roman" w:hAnsi="Times New Roman" w:cs="Times New Roman"/>
-                <w:b/>
-              </w:rPr>
-            </w:pPr>
-            <w:r>
-              <w:rPr>
-                <w:rFonts w:ascii="Times New Roman" w:hAnsi="Times New Roman" w:cs="Times New Roman"/>
-                <w:b/>
-              </w:rPr>
-              <w:t>Total Hours</w:t>
-            </w:r>
-          </w:p>
-        </w:tc>
-      </w:tr>
-      <w:tr>
-        <w:tc>
-          <w:tcPr>
-            <w:tcW w:w="1943" w:type="dxa"/>
-            <w:vAlign w:val="center"/>
-          </w:tcPr>
-          <w:p>
-            <w:pPr>
-              <w:jc w:val="center"/>
-              <w:rPr>
-                <w:rFonts w:ascii="Times New Roman" w:hAnsi="Times New Roman" w:cs="Times New Roman"/>
-              </w:rPr>
-            </w:pPr>
-          </w:p>
-        </w:tc>
-        <w:tc>
-          <w:tcPr>
-            <w:tcW w:w="1721" w:type="dxa"/>
-          </w:tcPr>
-          <w:p>
-            <w:pPr>
-              <w:rPr>
-                <w:rFonts w:ascii="Times New Roman" w:hAnsi="Times New Roman" w:cs="Times New Roman"/>
-              </w:rPr>
-            </w:pPr>
-          </w:p>
-        </w:tc>
-        <w:tc>
-          <w:tcPr>
-            <w:tcW w:w="1804" w:type="dxa"/>
-          </w:tcPr>
-          <w:p>
-            <w:pPr>
-              <w:rPr>
-                <w:rFonts w:ascii="Times New Roman" w:hAnsi="Times New Roman" w:cs="Times New Roman"/>
-              </w:rPr>
-            </w:pPr>
-          </w:p>
-        </w:tc>
-        <w:tc>
-          <w:tcPr>
-            <w:tcW w:w="1831" w:type="dxa"/>
-          </w:tcPr>
-          <w:p>
-            <w:pPr>
-              <w:rPr>
-                <w:rFonts w:ascii="Times New Roman" w:hAnsi="Times New Roman" w:cs="Times New Roman"/>
-              </w:rPr>
-            </w:pPr>
-          </w:p>
-        </w:tc>
-        <w:tc>
-          <w:tcPr>
-            <w:tcW w:w="1641" w:type="dxa"/>
-          </w:tcPr>
-          <w:p>
-            <w:pPr>
-              <w:rPr>
-                <w:rFonts w:ascii="Times New Roman" w:hAnsi="Times New Roman" w:cs="Times New Roman"/>
-              </w:rPr>
-            </w:pPr>
-          </w:p>
-        </w:tc>
-      </w:tr>
-      <w:tr>
-        <w:tc>
-          <w:tcPr>
-            <w:tcW w:w="1943" w:type="dxa"/>
-            <w:tcBorders>
-              <w:bottom w:val="single" w:sz="4" w:space="0" w:color="auto"/>
-            </w:tcBorders>
-            <w:vAlign w:val="center"/>
-          </w:tcPr>
-          <w:p>
-            <w:pPr>
-              <w:jc w:val="center"/>
-              <w:rPr>
-                <w:rFonts w:ascii="Times New Roman" w:hAnsi="Times New Roman" w:cs="Times New Roman"/>
-              </w:rPr>
-            </w:pPr>
-          </w:p>
-        </w:tc>
-        <w:tc>
-          <w:tcPr>
-            <w:tcW w:w="1721" w:type="dxa"/>
-            <w:tcBorders>
-              <w:bottom w:val="single" w:sz="4" w:space="0" w:color="auto"/>
-            </w:tcBorders>
-          </w:tcPr>
-          <w:p>
-            <w:pPr>
-              <w:rPr>
-                <w:rFonts w:ascii="Times New Roman" w:hAnsi="Times New Roman" w:cs="Times New Roman"/>
-              </w:rPr>
-            </w:pPr>
-          </w:p>
-        </w:tc>
-        <w:tc>
-          <w:tcPr>
-            <w:tcW w:w="1804" w:type="dxa"/>
-            <w:tcBorders>
-              <w:bottom w:val="single" w:sz="4" w:space="0" w:color="auto"/>
-            </w:tcBorders>
-          </w:tcPr>
-          <w:p>
-            <w:pPr>
-              <w:rPr>
-                <w:rFonts w:ascii="Times New Roman" w:hAnsi="Times New Roman" w:cs="Times New Roman"/>
-              </w:rPr>
-            </w:pPr>
-          </w:p>
-        </w:tc>
-        <w:tc>
-          <w:tcPr>
-            <w:tcW w:w="1831" w:type="dxa"/>
-            <w:tcBorders>
-              <w:bottom w:val="single" w:sz="4" w:space="0" w:color="auto"/>
-            </w:tcBorders>
-          </w:tcPr>
-          <w:p>
-            <w:pPr>
-              <w:rPr>
-                <w:rFonts w:ascii="Times New Roman" w:hAnsi="Times New Roman" w:cs="Times New Roman"/>
-              </w:rPr>
-            </w:pPr>
-          </w:p>
-        </w:tc>
-        <w:tc>
-          <w:tcPr>
-            <w:tcW w:w="1641" w:type="dxa"/>
-            <w:tcBorders>
-              <w:bottom w:val="single" w:sz="4" w:space="0" w:color="auto"/>
-            </w:tcBorders>
-          </w:tcPr>
-          <w:p>
-            <w:pPr>
-              <w:rPr>
-                <w:rFonts w:ascii="Times New Roman" w:hAnsi="Times New Roman" w:cs="Times New Roman"/>
-              </w:rPr>
-            </w:pPr>
-          </w:p>
-        </w:tc>
-      </w:tr>
-      <w:tr>
-        <w:tc>
-          <w:tcPr>
-            <w:tcW w:w="1943" w:type="dxa"/>
-            <w:vAlign w:val="center"/>
-          </w:tcPr>
-          <w:p>
-            <w:pPr>
-              <w:jc w:val="center"/>
-              <w:rPr>
-                <w:rFonts w:ascii="Times New Roman" w:hAnsi="Times New Roman" w:cs="Times New Roman"/>
-              </w:rPr>
-            </w:pPr>
-          </w:p>
-        </w:tc>
-        <w:tc>
-          <w:tcPr>
-            <w:tcW w:w="1721" w:type="dxa"/>
-          </w:tcPr>
-          <w:p>
-            <w:pPr>
-              <w:rPr>
-                <w:rFonts w:ascii="Times New Roman" w:hAnsi="Times New Roman" w:cs="Times New Roman"/>
-              </w:rPr>
-            </w:pPr>
-          </w:p>
-        </w:tc>
-        <w:tc>
-          <w:tcPr>
-            <w:tcW w:w="1804" w:type="dxa"/>
-          </w:tcPr>
-          <w:p>
-            <w:pPr>
-              <w:rPr>
-                <w:rFonts w:ascii="Times New Roman" w:hAnsi="Times New Roman" w:cs="Times New Roman"/>
-              </w:rPr>
-            </w:pPr>
-          </w:p>
-        </w:tc>
-        <w:tc>
-          <w:tcPr>
-            <w:tcW w:w="1831" w:type="dxa"/>
-          </w:tcPr>
-          <w:p>
-            <w:pPr>
-              <w:rPr>
-                <w:rFonts w:ascii="Times New Roman" w:hAnsi="Times New Roman" w:cs="Times New Roman"/>
-              </w:rPr>
-            </w:pPr>
-          </w:p>
-        </w:tc>
-        <w:tc>
-          <w:tcPr>
-            <w:tcW w:w="1641" w:type="dxa"/>
-          </w:tcPr>
-          <w:p>
-            <w:pPr>
-              <w:rPr>
-                <w:rFonts w:ascii="Times New Roman" w:hAnsi="Times New Roman" w:cs="Times New Roman"/>
-              </w:rPr>
-            </w:pPr>
-          </w:p>
-        </w:tc>
-      </w:tr>
-      <w:tr>
-        <w:tc>
-          <w:tcPr>
-            <w:tcW w:w="1943" w:type="dxa"/>
-            <w:tcBorders>
-              <w:bottom w:val="double" w:sz="4" w:space="0" w:color="auto"/>
-            </w:tcBorders>
-            <w:vAlign w:val="center"/>
-          </w:tcPr>
-          <w:p>
-            <w:pPr>
-              <w:jc w:val="center"/>
-              <w:rPr>
-                <w:rFonts w:ascii="Times New Roman" w:hAnsi="Times New Roman" w:cs="Times New Roman"/>
-              </w:rPr>
-            </w:pPr>
-          </w:p>
-        </w:tc>
-        <w:tc>
-          <w:tcPr>
-            <w:tcW w:w="1721" w:type="dxa"/>
-            <w:tcBorders>
-              <w:bottom w:val="double" w:sz="4" w:space="0" w:color="auto"/>
-            </w:tcBorders>
-          </w:tcPr>
-          <w:p>
-            <w:pPr>
-              <w:rPr>
-                <w:rFonts w:ascii="Times New Roman" w:hAnsi="Times New Roman" w:cs="Times New Roman"/>
-              </w:rPr>
-            </w:pPr>
-          </w:p>
-        </w:tc>
-        <w:tc>
-          <w:tcPr>
-            <w:tcW w:w="1804" w:type="dxa"/>
-            <w:tcBorders>
-              <w:bottom w:val="double" w:sz="4" w:space="0" w:color="auto"/>
-            </w:tcBorders>
-          </w:tcPr>
-          <w:p>
-            <w:pPr>
-              <w:rPr>
-                <w:rFonts w:ascii="Times New Roman" w:hAnsi="Times New Roman" w:cs="Times New Roman"/>
-              </w:rPr>
-            </w:pPr>
-          </w:p>
-        </w:tc>
-        <w:tc>
-          <w:tcPr>
-            <w:tcW w:w="1831" w:type="dxa"/>
-            <w:tcBorders>
-              <w:bottom w:val="double" w:sz="4" w:space="0" w:color="auto"/>
-            </w:tcBorders>
-          </w:tcPr>
-          <w:p>
-            <w:pPr>
-              <w:rPr>
-                <w:rFonts w:ascii="Times New Roman" w:hAnsi="Times New Roman" w:cs="Times New Roman"/>
-              </w:rPr>
-            </w:pPr>
-          </w:p>
-        </w:tc>
-        <w:tc>
-          <w:tcPr>
-            <w:tcW w:w="1641" w:type="dxa"/>
-            <w:tcBorders>
-              <w:bottom w:val="double" w:sz="4" w:space="0" w:color="auto"/>
-            </w:tcBorders>
-          </w:tcPr>
-          <w:p>
-            <w:pPr>
-              <w:rPr>
-                <w:rFonts w:ascii="Times New Roman" w:hAnsi="Times New Roman" w:cs="Times New Roman"/>
-              </w:rPr>
-            </w:pPr>
-          </w:p>
-        </w:tc>
-      </w:tr>
-      <w:tr>
-        <w:tc>
-          <w:tcPr>
-            <w:tcW w:w="1943" w:type="dxa"/>
-            <w:tcBorders>
-              <w:top w:val="double" w:sz="4" w:space="0" w:color="auto"/>
-              <w:left w:val="single" w:sz="12" w:space="0" w:color="auto"/>
-              <w:bottom w:val="single" w:sz="2" w:space="0" w:color="auto"/>
-              <w:right w:val="single" w:sz="2" w:space="0" w:color="auto"/>
-            </w:tcBorders>
-            <w:vAlign w:val="center"/>
-          </w:tcPr>
-          <w:p>
-            <w:pPr>
-              <w:jc w:val="center"/>
-              <w:rPr>
-                <w:rFonts w:ascii="Times New Roman" w:hAnsi="Times New Roman" w:cs="Times New Roman"/>
-              </w:rPr>
-            </w:pPr>
-            <w:r>
-              <w:rPr>
-                <w:rFonts w:ascii="Times New Roman" w:hAnsi="Times New Roman" w:cs="Times New Roman"/>
-              </w:rPr>
-              <w:t>Total Hours</w:t>
-            </w:r>
-          </w:p>
-        </w:tc>
-        <w:tc>
-          <w:tcPr>
-            <w:tcW w:w="1721" w:type="dxa"/>
-            <w:tcBorders>
-              <w:top w:val="double" w:sz="4" w:space="0" w:color="auto"/>
-              <w:left w:val="single" w:sz="2" w:space="0" w:color="auto"/>
-              <w:bottom w:val="single" w:sz="2" w:space="0" w:color="auto"/>
-              <w:right w:val="single" w:sz="2" w:space="0" w:color="auto"/>
-            </w:tcBorders>
-          </w:tcPr>
-          <w:p>
-            <w:pPr>
-              <w:rPr>
-                <w:rFonts w:ascii="Times New Roman" w:hAnsi="Times New Roman" w:cs="Times New Roman"/>
-              </w:rPr>
-            </w:pPr>
-          </w:p>
-        </w:tc>
-        <w:tc>
-          <w:tcPr>
-            <w:tcW w:w="1804" w:type="dxa"/>
-            <w:tcBorders>
-              <w:top w:val="double" w:sz="4" w:space="0" w:color="auto"/>
-              <w:left w:val="single" w:sz="2" w:space="0" w:color="auto"/>
-              <w:bottom w:val="single" w:sz="2" w:space="0" w:color="auto"/>
-              <w:right w:val="single" w:sz="2" w:space="0" w:color="auto"/>
-            </w:tcBorders>
-          </w:tcPr>
-          <w:p>
-            <w:pPr>
-              <w:rPr>
-                <w:rFonts w:ascii="Times New Roman" w:hAnsi="Times New Roman" w:cs="Times New Roman"/>
-              </w:rPr>
-            </w:pPr>
-          </w:p>
-        </w:tc>
-        <w:tc>
-          <w:tcPr>
-            <w:tcW w:w="1831" w:type="dxa"/>
-            <w:tcBorders>
-              <w:top w:val="double" w:sz="4" w:space="0" w:color="auto"/>
-              <w:left w:val="single" w:sz="2" w:space="0" w:color="auto"/>
-              <w:bottom w:val="single" w:sz="2" w:space="0" w:color="auto"/>
-              <w:right w:val="single" w:sz="2" w:space="0" w:color="auto"/>
-            </w:tcBorders>
-          </w:tcPr>
-          <w:p>
-            <w:pPr>
-              <w:rPr>
-                <w:rFonts w:ascii="Times New Roman" w:hAnsi="Times New Roman" w:cs="Times New Roman"/>
-              </w:rPr>
-            </w:pPr>
-          </w:p>
-        </w:tc>
-        <w:tc>
-          <w:tcPr>
-            <w:tcW w:w="1641" w:type="dxa"/>
-            <w:tcBorders>
-              <w:top w:val="double" w:sz="4" w:space="0" w:color="auto"/>
-              <w:left w:val="single" w:sz="2" w:space="0" w:color="auto"/>
-              <w:bottom w:val="single" w:sz="2" w:space="0" w:color="auto"/>
-              <w:right w:val="single" w:sz="12" w:space="0" w:color="auto"/>
-            </w:tcBorders>
-          </w:tcPr>
-          <w:p>
-            <w:pPr>
-              <w:rPr>
-                <w:rFonts w:ascii="Times New Roman" w:hAnsi="Times New Roman" w:cs="Times New Roman"/>
-              </w:rPr>
-            </w:pPr>
-          </w:p>
-        </w:tc>
-      </w:tr>
-      <w:tr>
-        <w:tc>
-          <w:tcPr>
-            <w:tcW w:w="1943" w:type="dxa"/>
-            <w:tcBorders>
-              <w:top w:val="single" w:sz="2" w:space="0" w:color="auto"/>
-              <w:left w:val="single" w:sz="12" w:space="0" w:color="auto"/>
-              <w:bottom w:val="single" w:sz="12" w:space="0" w:color="auto"/>
-              <w:right w:val="single" w:sz="2" w:space="0" w:color="auto"/>
-            </w:tcBorders>
-            <w:vAlign w:val="center"/>
-          </w:tcPr>
-          <w:p>
-            <w:pPr>
-              <w:jc w:val="center"/>
-              <w:rPr>
-                <w:rFonts w:ascii="Times New Roman" w:hAnsi="Times New Roman" w:cs="Times New Roman"/>
-              </w:rPr>
-            </w:pPr>
-            <w:r>
-              <w:rPr>
-                <w:rFonts w:ascii="Times New Roman" w:hAnsi="Times New Roman" w:cs="Times New Roman"/>
-              </w:rPr>
-              <w:t>Total Cost</w:t>
-            </w:r>
-          </w:p>
-        </w:tc>
-        <w:tc>
-          <w:tcPr>
-            <w:tcW w:w="1721" w:type="dxa"/>
-            <w:tcBorders>
-              <w:top w:val="single" w:sz="2" w:space="0" w:color="auto"/>
-              <w:left w:val="single" w:sz="2" w:space="0" w:color="auto"/>
-              <w:bottom w:val="single" w:sz="12" w:space="0" w:color="auto"/>
-              <w:right w:val="single" w:sz="2" w:space="0" w:color="auto"/>
-            </w:tcBorders>
-          </w:tcPr>
-          <w:p>
-            <w:pPr>
-              <w:rPr>
-                <w:rFonts w:ascii="Times New Roman" w:hAnsi="Times New Roman" w:cs="Times New Roman"/>
-              </w:rPr>
-            </w:pPr>
-          </w:p>
-        </w:tc>
-        <w:tc>
-          <w:tcPr>
-            <w:tcW w:w="1804" w:type="dxa"/>
-            <w:tcBorders>
-              <w:top w:val="single" w:sz="2" w:space="0" w:color="auto"/>
-              <w:left w:val="single" w:sz="2" w:space="0" w:color="auto"/>
-              <w:bottom w:val="single" w:sz="12" w:space="0" w:color="auto"/>
-              <w:right w:val="single" w:sz="2" w:space="0" w:color="auto"/>
-            </w:tcBorders>
-          </w:tcPr>
-          <w:p>
-            <w:pPr>
-              <w:rPr>
-                <w:rFonts w:ascii="Times New Roman" w:hAnsi="Times New Roman" w:cs="Times New Roman"/>
-              </w:rPr>
-            </w:pPr>
-          </w:p>
-        </w:tc>
-        <w:tc>
-          <w:tcPr>
-            <w:tcW w:w="1831" w:type="dxa"/>
-            <w:tcBorders>
-              <w:top w:val="single" w:sz="2" w:space="0" w:color="auto"/>
-              <w:left w:val="single" w:sz="2" w:space="0" w:color="auto"/>
-              <w:bottom w:val="single" w:sz="12" w:space="0" w:color="auto"/>
-              <w:right w:val="single" w:sz="2" w:space="0" w:color="auto"/>
-            </w:tcBorders>
-          </w:tcPr>
-          <w:p>
-            <w:pPr>
-              <w:rPr>
-                <w:rFonts w:ascii="Times New Roman" w:hAnsi="Times New Roman" w:cs="Times New Roman"/>
-              </w:rPr>
-            </w:pPr>
-          </w:p>
-        </w:tc>
-        <w:tc>
-          <w:tcPr>
-            <w:tcW w:w="1641" w:type="dxa"/>
-            <w:tcBorders>
-              <w:top w:val="single" w:sz="2" w:space="0" w:color="auto"/>
-              <w:left w:val="single" w:sz="2" w:space="0" w:color="auto"/>
-              <w:bottom w:val="single" w:sz="12" w:space="0" w:color="auto"/>
-              <w:right w:val="single" w:sz="12" w:space="0" w:color="auto"/>
-            </w:tcBorders>
-          </w:tcPr>
-          <w:p>
-            <w:pPr>
-              <w:rPr>
-                <w:rFonts w:ascii="Times New Roman" w:hAnsi="Times New Roman" w:cs="Times New Roman"/>
-              </w:rPr>
-            </w:pPr>
-          </w:p>
-        </w:tc>
-      </w:tr>
-    </w:tbl>
-    <w:p>
-      <w:pPr>
-        <w:rPr>
-          <w:rFonts w:ascii="Times New Roman" w:hAnsi="Times New Roman" w:cs="Times New Roman"/>
-        </w:rPr>
-      </w:pPr>
-    </w:p>
-    <w:p>
-      <w:pPr>
-        <w:rPr>
-          <w:rFonts w:ascii="Times New Roman" w:hAnsi="Times New Roman" w:cs="Times New Roman"/>
-        </w:rPr>
-      </w:pPr>
-      <w:r>
-        <w:rPr>
-          <w:rFonts w:ascii="Times New Roman" w:hAnsi="Times New Roman" w:cs="Times New Roman"/>
-        </w:rPr>
-        <w:t xml:space="preserve">Cost </w:t>
-      </w:r>
-      <w:r>
-        <w:rPr>
-          <w:rFonts w:ascii="Times New Roman" w:hAnsi="Times New Roman" w:cs="Times New Roman"/>
-        </w:rPr>
-        <w:t>Contribution distribution between Partner, Customer, AWS</w:t>
-      </w:r>
-      <w:r>
-        <w:rPr>
-          <w:rFonts w:ascii="Times New Roman" w:hAnsi="Times New Roman" w:cs="Times New Roman"/>
-        </w:rPr>
-        <w:t>:</w:t>
-      </w:r>
-    </w:p>
-    <w:tbl>
-      <w:tblPr>
-        <w:tblStyle w:val="TableGrid"/>
-        <w:tblW w:w="0" w:type="auto"/>
-        <w:tblLook w:val="04A0" w:firstRow="1" w:lastRow="0" w:firstColumn="1" w:lastColumn="0" w:noHBand="0" w:noVBand="1"/>
-      </w:tblPr>
-      <w:tblGrid>
-        <w:gridCol w:w="1975"/>
-        <w:gridCol w:w="2070"/>
-        <w:gridCol w:w="2520"/>
-      </w:tblGrid>
-      <w:tr>
-        <w:tc>
-          <w:tcPr>
-            <w:tcW w:w="1975" w:type="dxa"/>
-            <w:shd w:val="clear" w:color="auto" w:fill="D9D9D9" w:themeFill="background1" w:themeFillShade="D9"/>
-          </w:tcPr>
-          <w:p>
-            <w:pPr>
-              <w:rPr>
-                <w:rFonts w:ascii="Times New Roman" w:hAnsi="Times New Roman" w:cs="Times New Roman"/>
-                <w:b/>
-              </w:rPr>
-            </w:pPr>
-            <w:r>
-              <w:rPr>
-                <w:rFonts w:ascii="Times New Roman" w:hAnsi="Times New Roman" w:cs="Times New Roman"/>
-                <w:b/>
-              </w:rPr>
-              <w:t>Party</w:t>
-            </w:r>
-          </w:p>
-        </w:tc>
-        <w:tc>
-          <w:tcPr>
-            <w:tcW w:w="2070" w:type="dxa"/>
-            <w:shd w:val="clear" w:color="auto" w:fill="D9D9D9" w:themeFill="background1" w:themeFillShade="D9"/>
-          </w:tcPr>
-          <w:p>
-            <w:pPr>
-              <w:rPr>
-                <w:rFonts w:ascii="Times New Roman" w:hAnsi="Times New Roman" w:cs="Times New Roman"/>
-                <w:b/>
-              </w:rPr>
-            </w:pPr>
-            <w:r>
-              <w:rPr>
-                <w:rFonts w:ascii="Times New Roman" w:hAnsi="Times New Roman" w:cs="Times New Roman"/>
-                <w:b/>
-              </w:rPr>
-              <w:t>Contribution (USD)</w:t>
-            </w:r>
-          </w:p>
-        </w:tc>
-        <w:tc>
-          <w:tcPr>
-            <w:tcW w:w="2520" w:type="dxa"/>
-            <w:shd w:val="clear" w:color="auto" w:fill="D9D9D9" w:themeFill="background1" w:themeFillShade="D9"/>
-          </w:tcPr>
-          <w:p>
-            <w:pPr>
-              <w:rPr>
-                <w:rFonts w:ascii="Times New Roman" w:hAnsi="Times New Roman" w:cs="Times New Roman"/>
-                <w:b/>
-              </w:rPr>
-            </w:pPr>
-            <w:r>
-              <w:rPr>
-                <w:rFonts w:ascii="Times New Roman" w:hAnsi="Times New Roman" w:cs="Times New Roman"/>
-                <w:b/>
-              </w:rPr>
-              <w:t>% Contribution of Total</w:t>
-            </w:r>
-          </w:p>
-        </w:tc>
-      </w:tr>
-      <w:tr>
-        <w:tc>
-          <w:tcPr>
-            <w:tcW w:w="1975" w:type="dxa"/>
-          </w:tcPr>
-          <w:p>
-            <w:pPr>
-              <w:rPr>
-                <w:rFonts w:ascii="Times New Roman" w:hAnsi="Times New Roman" w:cs="Times New Roman"/>
-              </w:rPr>
-            </w:pPr>
-            <w:r>
-              <w:rPr>
-                <w:rFonts w:ascii="Times New Roman" w:hAnsi="Times New Roman" w:cs="Times New Roman"/>
-              </w:rPr>
-              <w:t>Customer</w:t>
-            </w:r>
-          </w:p>
-        </w:tc>
-        <w:tc>
-          <w:tcPr>
-            <w:tcW w:w="2070" w:type="dxa"/>
-          </w:tcPr>
-          <w:p>
-            <w:pPr>
-              <w:rPr>
-                <w:rFonts w:ascii="Times New Roman" w:hAnsi="Times New Roman" w:cs="Times New Roman"/>
-              </w:rPr>
-            </w:pPr>
+            <w:r>
+              <w:rPr>
+                <w:rFonts w:ascii="Times New Roman" w:hAnsi="Times New Roman" w:cs="Times New Roman"/>
+              </w:rPr>
+              <w:t>SE192674</w:t>
+            </w:r>
           </w:p>
         </w:tc>
         <w:tc>
@@ -5891,13 +4719,55 @@
                 <w:rFonts w:ascii="Times New Roman" w:hAnsi="Times New Roman" w:cs="Times New Roman"/>
               </w:rPr>
             </w:pPr>
+            <w:r>
+              <w:rPr>
+                <w:rFonts w:ascii="Times New Roman" w:hAnsi="Times New Roman" w:cs="Times New Roman"/>
+              </w:rPr>
+              <w:t>Leader, BE dev, DevOps, SA, vibe code cleaner</w:t>
+            </w:r>
+            <w:r>
+              <w:rPr>
+                <w:rFonts w:ascii="Times New Roman" w:hAnsi="Times New Roman" w:cs="Times New Roman"/>
+              </w:rPr>
+              <w:t>, documentation</w:t>
+            </w:r>
+          </w:p>
+        </w:tc>
+        <w:tc>
+          <w:tcPr>
+            <w:tcW w:w="3510" w:type="dxa"/>
+          </w:tcPr>
+          <w:p>
+            <w:pPr>
+              <w:rPr>
+                <w:rFonts w:ascii="Times New Roman" w:hAnsi="Times New Roman" w:cs="Times New Roman"/>
+              </w:rPr>
+            </w:pPr>
+            <w:r>
+              <w:rPr>
+                <w:rFonts w:ascii="Times New Roman" w:hAnsi="Times New Roman" w:cs="Times New Roman"/>
+              </w:rPr>
+              <w:t>tuannleeeee@gmail.com -</w:t>
+            </w:r>
+            <w:r>
+              <w:rPr>
+                <w:rFonts w:ascii="Times New Roman" w:hAnsi="Times New Roman" w:cs="Times New Roman"/>
+              </w:rPr>
+              <w:t xml:space="preserve"> </w:t>
+            </w:r>
+            <w:r>
+              <w:rPr>
+                <w:rFonts w:ascii="Times New Roman" w:hAnsi="Times New Roman" w:cs="Times New Roman"/>
+              </w:rPr>
+              <w:t>0941237430</w:t>
+            </w:r>
           </w:p>
         </w:tc>
       </w:tr>
       <w:tr>
         <w:tc>
           <w:tcPr>
-            <w:tcW w:w="1975" w:type="dxa"/>
+            <w:tcW w:w="2065" w:type="dxa"/>
           </w:tcPr>
           <w:p>
             <w:pPr>
@@ -5909,13 +4779,13 @@
               <w:rPr>
                 <w:rFonts w:ascii="Times New Roman" w:hAnsi="Times New Roman" w:cs="Times New Roman"/>
               </w:rPr>
-              <w:t>Partner</w:t>
+              <w:t>Trần Phú Thọ</w:t>
             </w:r>
           </w:p>
         </w:tc>
         <w:tc>
           <w:tcPr>
-            <w:tcW w:w="2070" w:type="dxa"/>
+            <w:tcW w:w="2340" w:type="dxa"/>
           </w:tcPr>
           <w:p>
             <w:pPr>
@@ -5923,6 +4793,12 @@
                 <w:rFonts w:ascii="Times New Roman" w:hAnsi="Times New Roman" w:cs="Times New Roman"/>
               </w:rPr>
             </w:pPr>
+            <w:r>
+              <w:rPr>
+                <w:rFonts w:ascii="Times New Roman" w:hAnsi="Times New Roman" w:cs="Times New Roman"/>
+              </w:rPr>
+              <w:t>SS150154</w:t>
+            </w:r>
           </w:p>
         </w:tc>
         <w:tc>
@@ -5935,13 +4811,37 @@
                 <w:rFonts w:ascii="Times New Roman" w:hAnsi="Times New Roman" w:cs="Times New Roman"/>
               </w:rPr>
             </w:pPr>
+            <w:r>
+              <w:rPr>
+                <w:rFonts w:ascii="Times New Roman" w:hAnsi="Times New Roman" w:cs="Times New Roman"/>
+              </w:rPr>
+              <w:t>FE dev, DevOps, SA, vibe code cleaner</w:t>
+            </w:r>
+          </w:p>
+        </w:tc>
+        <w:tc>
+          <w:tcPr>
+            <w:tcW w:w="3510" w:type="dxa"/>
+          </w:tcPr>
+          <w:p>
+            <w:pPr>
+              <w:rPr>
+                <w:rFonts w:ascii="Times New Roman" w:hAnsi="Times New Roman" w:cs="Times New Roman"/>
+              </w:rPr>
+            </w:pPr>
+            <w:r>
+              <w:rPr>
+                <w:rFonts w:ascii="Times New Roman" w:hAnsi="Times New Roman" w:cs="Times New Roman"/>
+              </w:rPr>
+              <w:t>thotpss150154@fpt.edu.vn - 0913125727</w:t>
+            </w:r>
           </w:p>
         </w:tc>
       </w:tr>
       <w:tr>
         <w:tc>
           <w:tcPr>
-            <w:tcW w:w="1975" w:type="dxa"/>
+            <w:tcW w:w="2065" w:type="dxa"/>
           </w:tcPr>
           <w:p>
             <w:pPr>
@@ -5953,13 +4853,13 @@
               <w:rPr>
                 <w:rFonts w:ascii="Times New Roman" w:hAnsi="Times New Roman" w:cs="Times New Roman"/>
               </w:rPr>
-              <w:t>AWS</w:t>
+              <w:t>Lâm Thanh Bình</w:t>
             </w:r>
           </w:p>
         </w:tc>
         <w:tc>
           <w:tcPr>
-            <w:tcW w:w="2070" w:type="dxa"/>
+            <w:tcW w:w="2340" w:type="dxa"/>
           </w:tcPr>
           <w:p>
             <w:pPr>
@@ -5967,6 +4867,12 @@
                 <w:rFonts w:ascii="Times New Roman" w:hAnsi="Times New Roman" w:cs="Times New Roman"/>
               </w:rPr>
             </w:pPr>
+            <w:r>
+              <w:rPr>
+                <w:rFonts w:ascii="Times New Roman" w:hAnsi="Times New Roman" w:cs="Times New Roman"/>
+              </w:rPr>
+              <w:t>SE184538</w:t>
+            </w:r>
           </w:p>
         </w:tc>
         <w:tc>
@@ -5979,10 +4885,152 @@
                 <w:rFonts w:ascii="Times New Roman" w:hAnsi="Times New Roman" w:cs="Times New Roman"/>
               </w:rPr>
             </w:pPr>
+            <w:r>
+              <w:rPr>
+                <w:rFonts w:ascii="Times New Roman" w:hAnsi="Times New Roman" w:cs="Times New Roman"/>
+              </w:rPr>
+              <w:t>BE vibe coder</w:t>
+            </w:r>
+            <w:r>
+              <w:rPr>
+                <w:rFonts w:ascii="Times New Roman" w:hAnsi="Times New Roman" w:cs="Times New Roman"/>
+              </w:rPr>
+              <w:t>, documentation assistant</w:t>
+            </w:r>
+          </w:p>
+        </w:tc>
+        <w:tc>
+          <w:tcPr>
+            <w:tcW w:w="3510" w:type="dxa"/>
+          </w:tcPr>
+          <w:p>
+            <w:pPr>
+              <w:rPr>
+                <w:rFonts w:ascii="Times New Roman" w:hAnsi="Times New Roman" w:cs="Times New Roman"/>
+              </w:rPr>
+            </w:pPr>
+            <w:r>
+              <w:rPr>
+                <w:rFonts w:ascii="Times New Roman" w:hAnsi="Times New Roman" w:cs="Times New Roman"/>
+              </w:rPr>
+              <w:t>binhltse184538@fpt.edu.vn - 0352668240</w:t>
+            </w:r>
+          </w:p>
+        </w:tc>
+      </w:tr>
+      <w:tr>
+        <w:tc>
+          <w:tcPr>
+            <w:tcW w:w="2065" w:type="dxa"/>
+          </w:tcPr>
+          <w:p>
+            <w:pPr>
+              <w:rPr>
+                <w:rFonts w:ascii="Times New Roman" w:hAnsi="Times New Roman" w:cs="Times New Roman"/>
+              </w:rPr>
+            </w:pPr>
+            <w:r>
+              <w:rPr>
+                <w:rFonts w:ascii="Times New Roman" w:hAnsi="Times New Roman" w:cs="Times New Roman"/>
+              </w:rPr>
+              <w:t>Nguyễn Tuấn Kiệt</w:t>
+            </w:r>
+          </w:p>
+        </w:tc>
+        <w:tc>
+          <w:tcPr>
+            <w:tcW w:w="2340" w:type="dxa"/>
+          </w:tcPr>
+          <w:p>
+            <w:pPr>
+              <w:rPr>
+                <w:rFonts w:ascii="Times New Roman" w:hAnsi="Times New Roman" w:cs="Times New Roman"/>
+              </w:rPr>
+            </w:pPr>
+            <w:r>
+              <w:rPr>
+                <w:rFonts w:ascii="Times New Roman" w:hAnsi="Times New Roman" w:cs="Times New Roman"/>
+              </w:rPr>
+              <w:t>SE183979</w:t>
+            </w:r>
+          </w:p>
+        </w:tc>
+        <w:tc>
+          <w:tcPr>
+            <w:tcW w:w="2520" w:type="dxa"/>
+          </w:tcPr>
+          <w:p>
+            <w:pPr>
+              <w:rPr>
+                <w:rFonts w:ascii="Times New Roman" w:hAnsi="Times New Roman" w:cs="Times New Roman"/>
+              </w:rPr>
+            </w:pPr>
+            <w:r>
+              <w:rPr>
+                <w:rFonts w:ascii="Times New Roman" w:hAnsi="Times New Roman" w:cs="Times New Roman"/>
+              </w:rPr>
+              <w:t>FE assistant, documentation</w:t>
+            </w:r>
+            <w:r>
+              <w:rPr>
+                <w:rFonts w:ascii="Times New Roman" w:hAnsi="Times New Roman" w:cs="Times New Roman"/>
+              </w:rPr>
+              <w:t xml:space="preserve"> assistant</w:t>
+            </w:r>
+          </w:p>
+        </w:tc>
+        <w:tc>
+          <w:tcPr>
+            <w:tcW w:w="3510" w:type="dxa"/>
+          </w:tcPr>
+          <w:p>
+            <w:pPr>
+              <w:rPr>
+                <w:rFonts w:ascii="Times New Roman" w:hAnsi="Times New Roman" w:cs="Times New Roman"/>
+              </w:rPr>
+            </w:pPr>
+            <w:r>
+              <w:rPr>
+                <w:rFonts w:ascii="Times New Roman" w:hAnsi="Times New Roman" w:cs="Times New Roman"/>
+              </w:rPr>
+              <w:t>kietntse183979@fpt.edu.vn - 0977957462</w:t>
+            </w:r>
           </w:p>
         </w:tc>
       </w:tr>
     </w:tbl>
+    <w:p>
+      <w:pPr>
+        <w:rPr>
+          <w:rFonts w:ascii="Times New Roman" w:hAnsi="Times New Roman" w:cs="Times New Roman"/>
+          <w:u w:val="single"/>
+        </w:rPr>
+      </w:pPr>
+    </w:p>
+    <w:p>
+      <w:pPr>
+        <w:pStyle w:val="Heading1"/>
+        <w:rPr>
+          <w:rFonts w:ascii="Times New Roman" w:hAnsi="Times New Roman" w:cs="Times New Roman"/>
+        </w:rPr>
+      </w:pPr>
+      <w:bookmarkStart w:id="15" w:name="_Toc143865177"/>
+      <w:r>
+        <w:rPr>
+          <w:rFonts w:ascii="Times New Roman" w:hAnsi="Times New Roman" w:cs="Times New Roman"/>
+        </w:rPr>
+        <w:lastRenderedPageBreak/>
+        <w:t xml:space="preserve">resources &amp; cost </w:t>
+      </w:r>
+      <w:r>
+        <w:rPr>
+          <w:rFonts w:ascii="Times New Roman" w:hAnsi="Times New Roman" w:cs="Times New Roman"/>
+        </w:rPr>
+        <w:t>estimates</w:t>
+      </w:r>
+      <w:bookmarkEnd w:id="15"/>
+    </w:p>
+    <w:p/>
     <w:p>
       <w:pPr>
         <w:pStyle w:val="Heading1"/>
@@ -10759,7 +9807,6 @@
   <w:style w:type="character" w:default="1" w:styleId="DefaultParagraphFont">
     <w:name w:val="Default Paragraph Font"/>
     <w:uiPriority w:val="1"/>
-    <w:semiHidden/>
     <w:unhideWhenUsed/>
   </w:style>
   <w:style w:type="table" w:default="1" w:styleId="TableNormal">
